--- a/lessons/3-1/downloads/reveal/teacher/3.1-homework-packet-level-1.docx
+++ b/lessons/3-1/downloads/reveal/teacher/3.1-homework-packet-level-1.docx
@@ -78,14 +78,15 @@
           <w:caps/>
           <w:color w:val="003A70"/>
           <w:spacing w:val="12"/>
-          <w:sz w:val="21"/>
+          <w:sz w:val="22"/>
           <w:szCs w:val="21"/>
         </w:rPr>
-        <w:t xml:space="preserve">Lesson 3-1  ·  Homework Packet  ·  Level 1  ·  Sheet 1 of 2</w:t>
+        <w:t xml:space="preserve">Lesson 3-1  ·  Homework Packet  ·  Supported  ·  Session 1 · pages 1–2</w:t>
       </w:r>
     </w:p>
     <w:p>
       <w:pPr>
+        <w:pStyle w:val="Heading1"/>
         <w:keepNext/>
         <w:spacing w:before="0" w:after="10" w:line="240" w:lineRule="auto"/>
       </w:pPr>
@@ -111,7 +112,7 @@
         <w:rPr>
           <w:rFonts w:ascii="Avenir Next" w:hAnsi="Avenir Next" w:cs="Avenir Next" w:eastAsia="Avenir Next"/>
           <w:color w:val="5A5F66"/>
-          <w:sz w:val="17"/>
+          <w:sz w:val="22"/>
           <w:szCs w:val="17"/>
         </w:rPr>
         <w:t xml:space="preserve">Maryland Standard 6.RP.A.1   ·   Learning target — I can describe a relationship between two quantities using ratio language.</w:t>
@@ -158,6 +159,7 @@
           </w:tcPr>
           <w:p>
             <w:pPr>
+              <w:pStyle w:val="Heading2"/>
               <w:spacing w:before="0" w:after="40" w:line="264" w:lineRule="auto"/>
             </w:pPr>
             <w:r>
@@ -185,25 +187,25 @@
                 <w:rFonts w:ascii="Avenir Next" w:hAnsi="Avenir Next" w:cs="Avenir Next" w:eastAsia="Avenir Next"/>
                 <w:b/>
                 <w:color w:val="003A70"/>
+                <w:sz w:val="22"/>
+                <w:szCs w:val="18"/>
+              </w:rPr>
+              <w:t xml:space="preserve">•</w:t>
+            </w:r>
+            <w:r>
+              <w:rPr>
+                <w:rFonts w:ascii="Avenir Next" w:hAnsi="Avenir Next" w:cs="Avenir Next" w:eastAsia="Avenir Next"/>
+                <w:color w:val="1A1A1A"/>
                 <w:sz w:val="18"/>
                 <w:szCs w:val="18"/>
               </w:rPr>
-              <w:t xml:space="preserve">•</w:t>
-            </w:r>
-            <w:r>
-              <w:rPr>
-                <w:rFonts w:ascii="Avenir Next" w:hAnsi="Avenir Next" w:cs="Avenir Next" w:eastAsia="Avenir Next"/>
-                <w:color w:val="1A1A1A"/>
-                <w:sz w:val="18"/>
-                <w:szCs w:val="18"/>
-              </w:rPr>
               <w:tab/>
             </w:r>
             <w:r>
               <w:rPr>
                 <w:rFonts w:ascii="Avenir Next" w:hAnsi="Avenir Next" w:cs="Avenir Next" w:eastAsia="Avenir Next"/>
                 <w:color w:val="1A1A1A"/>
-                <w:sz w:val="18"/>
+                <w:sz w:val="22"/>
                 <w:szCs w:val="18"/>
               </w:rPr>
               <w:t xml:space="preserve">A </w:t>
@@ -213,7 +215,7 @@
                 <w:rFonts w:ascii="Avenir Next" w:hAnsi="Avenir Next" w:cs="Avenir Next" w:eastAsia="Avenir Next"/>
                 <w:b/>
                 <w:color w:val="1A1A1A"/>
-                <w:sz w:val="18"/>
+                <w:sz w:val="22"/>
                 <w:szCs w:val="18"/>
               </w:rPr>
               <w:t xml:space="preserve">ratio</w:t>
@@ -222,7 +224,7 @@
               <w:rPr>
                 <w:rFonts w:ascii="Avenir Next" w:hAnsi="Avenir Next" w:cs="Avenir Next" w:eastAsia="Avenir Next"/>
                 <w:color w:val="1A1A1A"/>
-                <w:sz w:val="18"/>
+                <w:sz w:val="22"/>
                 <w:szCs w:val="18"/>
               </w:rPr>
               <w:t xml:space="preserve"> compares two quantities: 3 to 5, 3 : 5, or 3/5. </w:t>
@@ -232,7 +234,7 @@
                 <w:rFonts w:ascii="Avenir Next" w:hAnsi="Avenir Next" w:cs="Avenir Next" w:eastAsia="Avenir Next"/>
                 <w:b/>
                 <w:color w:val="1A1A1A"/>
-                <w:sz w:val="18"/>
+                <w:sz w:val="22"/>
                 <w:szCs w:val="18"/>
               </w:rPr>
               <w:t xml:space="preserve">Order matters</w:t>
@@ -241,7 +243,7 @@
               <w:rPr>
                 <w:rFonts w:ascii="Avenir Next" w:hAnsi="Avenir Next" w:cs="Avenir Next" w:eastAsia="Avenir Next"/>
                 <w:color w:val="1A1A1A"/>
-                <w:sz w:val="18"/>
+                <w:sz w:val="22"/>
                 <w:szCs w:val="18"/>
               </w:rPr>
               <w:t xml:space="preserve"> — follow the order of the words.</w:t>
@@ -260,18 +262,18 @@
                 <w:rFonts w:ascii="Avenir Next" w:hAnsi="Avenir Next" w:cs="Avenir Next" w:eastAsia="Avenir Next"/>
                 <w:b/>
                 <w:color w:val="003A70"/>
+                <w:sz w:val="22"/>
+                <w:szCs w:val="18"/>
+              </w:rPr>
+              <w:t xml:space="preserve">•</w:t>
+            </w:r>
+            <w:r>
+              <w:rPr>
+                <w:rFonts w:ascii="Avenir Next" w:hAnsi="Avenir Next" w:cs="Avenir Next" w:eastAsia="Avenir Next"/>
+                <w:color w:val="1A1A1A"/>
                 <w:sz w:val="18"/>
                 <w:szCs w:val="18"/>
               </w:rPr>
-              <w:t xml:space="preserve">•</w:t>
-            </w:r>
-            <w:r>
-              <w:rPr>
-                <w:rFonts w:ascii="Avenir Next" w:hAnsi="Avenir Next" w:cs="Avenir Next" w:eastAsia="Avenir Next"/>
-                <w:color w:val="1A1A1A"/>
-                <w:sz w:val="18"/>
-                <w:szCs w:val="18"/>
-              </w:rPr>
               <w:tab/>
             </w:r>
             <w:r>
@@ -279,7 +281,7 @@
                 <w:rFonts w:ascii="Avenir Next" w:hAnsi="Avenir Next" w:cs="Avenir Next" w:eastAsia="Avenir Next"/>
                 <w:b/>
                 <w:color w:val="1A1A1A"/>
-                <w:sz w:val="18"/>
+                <w:sz w:val="22"/>
                 <w:szCs w:val="18"/>
               </w:rPr>
               <w:t xml:space="preserve">Part-to-part</w:t>
@@ -288,7 +290,7 @@
               <w:rPr>
                 <w:rFonts w:ascii="Avenir Next" w:hAnsi="Avenir Next" w:cs="Avenir Next" w:eastAsia="Avenir Next"/>
                 <w:color w:val="1A1A1A"/>
-                <w:sz w:val="18"/>
+                <w:sz w:val="22"/>
                 <w:szCs w:val="18"/>
               </w:rPr>
               <w:t xml:space="preserve"> compares two groups. </w:t>
@@ -298,7 +300,7 @@
                 <w:rFonts w:ascii="Avenir Next" w:hAnsi="Avenir Next" w:cs="Avenir Next" w:eastAsia="Avenir Next"/>
                 <w:b/>
                 <w:color w:val="1A1A1A"/>
-                <w:sz w:val="18"/>
+                <w:sz w:val="22"/>
                 <w:szCs w:val="18"/>
               </w:rPr>
               <w:t xml:space="preserve">Part-to-whole</w:t>
@@ -307,7 +309,7 @@
               <w:rPr>
                 <w:rFonts w:ascii="Avenir Next" w:hAnsi="Avenir Next" w:cs="Avenir Next" w:eastAsia="Avenir Next"/>
                 <w:color w:val="1A1A1A"/>
-                <w:sz w:val="18"/>
+                <w:sz w:val="22"/>
                 <w:szCs w:val="18"/>
               </w:rPr>
               <w:t xml:space="preserve"> compares one group to the total.</w:t>
@@ -326,18 +328,18 @@
                 <w:rFonts w:ascii="Avenir Next" w:hAnsi="Avenir Next" w:cs="Avenir Next" w:eastAsia="Avenir Next"/>
                 <w:b/>
                 <w:color w:val="003A70"/>
+                <w:sz w:val="22"/>
+                <w:szCs w:val="18"/>
+              </w:rPr>
+              <w:t xml:space="preserve">•</w:t>
+            </w:r>
+            <w:r>
+              <w:rPr>
+                <w:rFonts w:ascii="Avenir Next" w:hAnsi="Avenir Next" w:cs="Avenir Next" w:eastAsia="Avenir Next"/>
+                <w:color w:val="1A1A1A"/>
                 <w:sz w:val="18"/>
                 <w:szCs w:val="18"/>
               </w:rPr>
-              <w:t xml:space="preserve">•</w:t>
-            </w:r>
-            <w:r>
-              <w:rPr>
-                <w:rFonts w:ascii="Avenir Next" w:hAnsi="Avenir Next" w:cs="Avenir Next" w:eastAsia="Avenir Next"/>
-                <w:color w:val="1A1A1A"/>
-                <w:sz w:val="18"/>
-                <w:szCs w:val="18"/>
-              </w:rPr>
               <w:tab/>
             </w:r>
             <w:r>
@@ -345,7 +347,7 @@
                 <w:rFonts w:ascii="Avenir Next" w:hAnsi="Avenir Next" w:cs="Avenir Next" w:eastAsia="Avenir Next"/>
                 <w:b/>
                 <w:color w:val="1A1A1A"/>
-                <w:sz w:val="18"/>
+                <w:sz w:val="22"/>
                 <w:szCs w:val="18"/>
               </w:rPr>
               <w:t xml:space="preserve">Simplest form:</w:t>
@@ -354,7 +356,7 @@
               <w:rPr>
                 <w:rFonts w:ascii="Avenir Next" w:hAnsi="Avenir Next" w:cs="Avenir Next" w:eastAsia="Avenir Next"/>
                 <w:color w:val="1A1A1A"/>
-                <w:sz w:val="18"/>
+                <w:sz w:val="22"/>
                 <w:szCs w:val="18"/>
               </w:rPr>
               <w:t xml:space="preserve"> divide both terms by their GCF.</w:t>
@@ -369,6 +371,7 @@
           </w:tcPr>
           <w:p>
             <w:pPr>
+              <w:pStyle w:val="Heading2"/>
               <w:spacing w:before="0" w:after="40" w:line="264" w:lineRule="auto"/>
             </w:pPr>
             <w:r>
@@ -391,7 +394,7 @@
               <w:rPr>
                 <w:rFonts w:ascii="Avenir Next" w:hAnsi="Avenir Next" w:cs="Avenir Next" w:eastAsia="Avenir Next"/>
                 <w:color w:val="1A1A1A"/>
-                <w:sz w:val="17"/>
+                <w:sz w:val="22"/>
                 <w:szCs w:val="17"/>
               </w:rPr>
               <w:t xml:space="preserve">A shelf has 10 science books and 15 history books. Write the ratio of science books to all the books in simplest form.</w:t>
@@ -410,25 +413,25 @@
                 <w:rFonts w:ascii="Avenir Next" w:hAnsi="Avenir Next" w:cs="Avenir Next" w:eastAsia="Avenir Next"/>
                 <w:b/>
                 <w:color w:val="003A70"/>
+                <w:sz w:val="22"/>
+                <w:szCs w:val="17"/>
+              </w:rPr>
+              <w:t xml:space="preserve">Step 1</w:t>
+            </w:r>
+            <w:r>
+              <w:rPr>
+                <w:rFonts w:ascii="Avenir Next" w:hAnsi="Avenir Next" w:cs="Avenir Next" w:eastAsia="Avenir Next"/>
+                <w:color w:val="1A1A1A"/>
                 <w:sz w:val="17"/>
                 <w:szCs w:val="17"/>
               </w:rPr>
-              <w:t xml:space="preserve">Step 1</w:t>
-            </w:r>
-            <w:r>
-              <w:rPr>
-                <w:rFonts w:ascii="Avenir Next" w:hAnsi="Avenir Next" w:cs="Avenir Next" w:eastAsia="Avenir Next"/>
-                <w:color w:val="1A1A1A"/>
-                <w:sz w:val="17"/>
-                <w:szCs w:val="17"/>
-              </w:rPr>
               <w:tab/>
             </w:r>
             <w:r>
               <w:rPr>
                 <w:rFonts w:ascii="Avenir Next" w:hAnsi="Avenir Next" w:cs="Avenir Next" w:eastAsia="Avenir Next"/>
                 <w:color w:val="1A1A1A"/>
-                <w:sz w:val="17"/>
+                <w:sz w:val="22"/>
                 <w:szCs w:val="17"/>
               </w:rPr>
               <w:t xml:space="preserve">Total: 10 + 15 = 25 books</w:t>
@@ -447,25 +450,25 @@
                 <w:rFonts w:ascii="Avenir Next" w:hAnsi="Avenir Next" w:cs="Avenir Next" w:eastAsia="Avenir Next"/>
                 <w:b/>
                 <w:color w:val="003A70"/>
+                <w:sz w:val="22"/>
+                <w:szCs w:val="17"/>
+              </w:rPr>
+              <w:t xml:space="preserve">Step 2</w:t>
+            </w:r>
+            <w:r>
+              <w:rPr>
+                <w:rFonts w:ascii="Avenir Next" w:hAnsi="Avenir Next" w:cs="Avenir Next" w:eastAsia="Avenir Next"/>
+                <w:color w:val="1A1A1A"/>
                 <w:sz w:val="17"/>
                 <w:szCs w:val="17"/>
               </w:rPr>
-              <w:t xml:space="preserve">Step 2</w:t>
-            </w:r>
-            <w:r>
-              <w:rPr>
-                <w:rFonts w:ascii="Avenir Next" w:hAnsi="Avenir Next" w:cs="Avenir Next" w:eastAsia="Avenir Next"/>
-                <w:color w:val="1A1A1A"/>
-                <w:sz w:val="17"/>
-                <w:szCs w:val="17"/>
-              </w:rPr>
               <w:tab/>
             </w:r>
             <w:r>
               <w:rPr>
                 <w:rFonts w:ascii="Avenir Next" w:hAnsi="Avenir Next" w:cs="Avenir Next" w:eastAsia="Avenir Next"/>
                 <w:color w:val="1A1A1A"/>
-                <w:sz w:val="17"/>
+                <w:sz w:val="22"/>
                 <w:szCs w:val="17"/>
               </w:rPr>
               <w:t xml:space="preserve">Science first: 10 : 25</w:t>
@@ -484,25 +487,25 @@
                 <w:rFonts w:ascii="Avenir Next" w:hAnsi="Avenir Next" w:cs="Avenir Next" w:eastAsia="Avenir Next"/>
                 <w:b/>
                 <w:color w:val="003A70"/>
+                <w:sz w:val="22"/>
+                <w:szCs w:val="17"/>
+              </w:rPr>
+              <w:t xml:space="preserve">Step 3</w:t>
+            </w:r>
+            <w:r>
+              <w:rPr>
+                <w:rFonts w:ascii="Avenir Next" w:hAnsi="Avenir Next" w:cs="Avenir Next" w:eastAsia="Avenir Next"/>
+                <w:color w:val="1A1A1A"/>
                 <w:sz w:val="17"/>
                 <w:szCs w:val="17"/>
               </w:rPr>
-              <w:t xml:space="preserve">Step 3</w:t>
-            </w:r>
-            <w:r>
-              <w:rPr>
-                <w:rFonts w:ascii="Avenir Next" w:hAnsi="Avenir Next" w:cs="Avenir Next" w:eastAsia="Avenir Next"/>
-                <w:color w:val="1A1A1A"/>
-                <w:sz w:val="17"/>
-                <w:szCs w:val="17"/>
-              </w:rPr>
               <w:tab/>
             </w:r>
             <w:r>
               <w:rPr>
                 <w:rFonts w:ascii="Avenir Next" w:hAnsi="Avenir Next" w:cs="Avenir Next" w:eastAsia="Avenir Next"/>
                 <w:color w:val="1A1A1A"/>
-                <w:sz w:val="17"/>
+                <w:sz w:val="22"/>
                 <w:szCs w:val="17"/>
               </w:rPr>
               <w:t xml:space="preserve">Divide both terms by 5: 2 : 5</w:t>
@@ -521,18 +524,18 @@
                 <w:rFonts w:ascii="Avenir Next" w:hAnsi="Avenir Next" w:cs="Avenir Next" w:eastAsia="Avenir Next"/>
                 <w:b/>
                 <w:color w:val="1A1A1A"/>
+                <w:sz w:val="22"/>
+                <w:szCs w:val="17"/>
+              </w:rPr>
+              <w:t xml:space="preserve">Answer</w:t>
+            </w:r>
+            <w:r>
+              <w:rPr>
+                <w:rFonts w:ascii="Avenir Next" w:hAnsi="Avenir Next" w:cs="Avenir Next" w:eastAsia="Avenir Next"/>
+                <w:color w:val="1A1A1A"/>
                 <w:sz w:val="17"/>
                 <w:szCs w:val="17"/>
               </w:rPr>
-              <w:t xml:space="preserve">Answer</w:t>
-            </w:r>
-            <w:r>
-              <w:rPr>
-                <w:rFonts w:ascii="Avenir Next" w:hAnsi="Avenir Next" w:cs="Avenir Next" w:eastAsia="Avenir Next"/>
-                <w:color w:val="1A1A1A"/>
-                <w:sz w:val="17"/>
-                <w:szCs w:val="17"/>
-              </w:rPr>
               <w:tab/>
             </w:r>
             <w:r>
@@ -540,7 +543,7 @@
                 <w:rFonts w:ascii="Avenir Next" w:hAnsi="Avenir Next" w:cs="Avenir Next" w:eastAsia="Avenir Next"/>
                 <w:b/>
                 <w:color w:val="1A1A1A"/>
-                <w:sz w:val="17"/>
+                <w:sz w:val="22"/>
                 <w:szCs w:val="17"/>
               </w:rPr>
               <w:t xml:space="preserve">2 : 5 — for every 2 science books, there are 5 books in all</w:t>
@@ -590,6 +593,7 @@
           </w:tcPr>
           <w:p>
             <w:pPr>
+              <w:pStyle w:val="Heading2"/>
               <w:spacing w:before="0" w:after="40" w:line="264" w:lineRule="auto"/>
             </w:pPr>
             <w:r>
@@ -613,7 +617,7 @@
                 <w:rFonts w:ascii="Avenir Next" w:hAnsi="Avenir Next" w:cs="Avenir Next" w:eastAsia="Avenir Next"/>
                 <w:b/>
                 <w:color w:val="1A1A1A"/>
-                <w:sz w:val="21"/>
+                <w:sz w:val="22"/>
                 <w:szCs w:val="21"/>
               </w:rPr>
               <w:t xml:space="preserve">ratio</w:t>
@@ -622,7 +626,7 @@
               <w:rPr>
                 <w:rFonts w:ascii="Avenir Next" w:hAnsi="Avenir Next" w:cs="Avenir Next" w:eastAsia="Avenir Next"/>
                 <w:color w:val="5A5F66"/>
-                <w:sz w:val="21"/>
+                <w:sz w:val="22"/>
                 <w:szCs w:val="21"/>
               </w:rPr>
               <w:t xml:space="preserve"> — </w:t>
@@ -631,7 +635,7 @@
               <w:rPr>
                 <w:rFonts w:ascii="Avenir Next" w:hAnsi="Avenir Next" w:cs="Avenir Next" w:eastAsia="Avenir Next"/>
                 <w:color w:val="1A1A1A"/>
-                <w:sz w:val="21"/>
+                <w:sz w:val="22"/>
                 <w:szCs w:val="21"/>
               </w:rPr>
               <w:t xml:space="preserve">compares two amounts</w:t>
@@ -646,7 +650,7 @@
                 <w:rFonts w:ascii="Avenir Next" w:hAnsi="Avenir Next" w:cs="Avenir Next" w:eastAsia="Avenir Next"/>
                 <w:b/>
                 <w:color w:val="1A1A1A"/>
-                <w:sz w:val="21"/>
+                <w:sz w:val="22"/>
                 <w:szCs w:val="21"/>
               </w:rPr>
               <w:t xml:space="preserve">part-to-part</w:t>
@@ -655,7 +659,7 @@
               <w:rPr>
                 <w:rFonts w:ascii="Avenir Next" w:hAnsi="Avenir Next" w:cs="Avenir Next" w:eastAsia="Avenir Next"/>
                 <w:color w:val="5A5F66"/>
-                <w:sz w:val="21"/>
+                <w:sz w:val="22"/>
                 <w:szCs w:val="21"/>
               </w:rPr>
               <w:t xml:space="preserve"> — </w:t>
@@ -664,7 +668,7 @@
               <w:rPr>
                 <w:rFonts w:ascii="Avenir Next" w:hAnsi="Avenir Next" w:cs="Avenir Next" w:eastAsia="Avenir Next"/>
                 <w:color w:val="1A1A1A"/>
-                <w:sz w:val="21"/>
+                <w:sz w:val="22"/>
                 <w:szCs w:val="21"/>
               </w:rPr>
               <w:t xml:space="preserve">one group to another group</w:t>
@@ -690,7 +694,7 @@
                 <w:rFonts w:ascii="Avenir Next" w:hAnsi="Avenir Next" w:cs="Avenir Next" w:eastAsia="Avenir Next"/>
                 <w:b/>
                 <w:color w:val="1A1A1A"/>
-                <w:sz w:val="21"/>
+                <w:sz w:val="22"/>
                 <w:szCs w:val="21"/>
               </w:rPr>
               <w:t xml:space="preserve">part-to-whole</w:t>
@@ -699,7 +703,7 @@
               <w:rPr>
                 <w:rFonts w:ascii="Avenir Next" w:hAnsi="Avenir Next" w:cs="Avenir Next" w:eastAsia="Avenir Next"/>
                 <w:color w:val="5A5F66"/>
-                <w:sz w:val="21"/>
+                <w:sz w:val="22"/>
                 <w:szCs w:val="21"/>
               </w:rPr>
               <w:t xml:space="preserve"> — </w:t>
@@ -708,7 +712,7 @@
               <w:rPr>
                 <w:rFonts w:ascii="Avenir Next" w:hAnsi="Avenir Next" w:cs="Avenir Next" w:eastAsia="Avenir Next"/>
                 <w:color w:val="1A1A1A"/>
-                <w:sz w:val="21"/>
+                <w:sz w:val="22"/>
                 <w:szCs w:val="21"/>
               </w:rPr>
               <w:t xml:space="preserve">one group to the total</w:t>
@@ -723,7 +727,7 @@
                 <w:rFonts w:ascii="Avenir Next" w:hAnsi="Avenir Next" w:cs="Avenir Next" w:eastAsia="Avenir Next"/>
                 <w:b/>
                 <w:color w:val="1A1A1A"/>
-                <w:sz w:val="21"/>
+                <w:sz w:val="22"/>
                 <w:szCs w:val="21"/>
               </w:rPr>
               <w:t xml:space="preserve">simplest form</w:t>
@@ -732,7 +736,7 @@
               <w:rPr>
                 <w:rFonts w:ascii="Avenir Next" w:hAnsi="Avenir Next" w:cs="Avenir Next" w:eastAsia="Avenir Next"/>
                 <w:color w:val="5A5F66"/>
-                <w:sz w:val="21"/>
+                <w:sz w:val="22"/>
                 <w:szCs w:val="21"/>
               </w:rPr>
               <w:t xml:space="preserve"> — </w:t>
@@ -741,7 +745,7 @@
               <w:rPr>
                 <w:rFonts w:ascii="Avenir Next" w:hAnsi="Avenir Next" w:cs="Avenir Next" w:eastAsia="Avenir Next"/>
                 <w:color w:val="1A1A1A"/>
-                <w:sz w:val="21"/>
+                <w:sz w:val="22"/>
                 <w:szCs w:val="21"/>
               </w:rPr>
               <w:t xml:space="preserve">no number divides both terms</w:t>
@@ -752,6 +756,7 @@
     </w:tbl>
     <w:p>
       <w:pPr>
+        <w:pStyle w:val="Heading2"/>
         <w:keepNext/>
         <w:pBdr>
           <w:bottom w:val="single" w:sz="8" w:space="3" w:color="003A70"/>
@@ -767,7 +772,7 @@
           <w:b/>
           <w:color w:val="003A70"/>
           <w:spacing w:val="14"/>
-          <w:sz w:val="21"/>
+          <w:sz w:val="22"/>
           <w:szCs w:val="21"/>
         </w:rPr>
         <w:t xml:space="preserve">PRACTICE</w:t>
@@ -786,7 +791,7 @@
           <w:rFonts w:ascii="Avenir Next" w:hAnsi="Avenir Next" w:cs="Avenir Next" w:eastAsia="Avenir Next"/>
           <w:i/>
           <w:color w:val="5A5F66"/>
-          <w:sz w:val="17"/>
+          <w:sz w:val="22"/>
           <w:szCs w:val="17"/>
         </w:rPr>
         <w:t xml:space="preserve">show your work · label units</w:t>
@@ -882,25 +887,25 @@
                 <w:rFonts w:ascii="Avenir Next" w:hAnsi="Avenir Next" w:cs="Avenir Next" w:eastAsia="Avenir Next"/>
                 <w:b/>
                 <w:color w:val="003A70"/>
+                <w:sz w:val="22"/>
+                <w:szCs w:val="18"/>
+              </w:rPr>
+              <w:t xml:space="preserve">Step 1</w:t>
+            </w:r>
+            <w:r>
+              <w:rPr>
+                <w:rFonts w:ascii="Avenir Next" w:hAnsi="Avenir Next" w:cs="Avenir Next" w:eastAsia="Avenir Next"/>
+                <w:color w:val="1A1A1A"/>
                 <w:sz w:val="18"/>
                 <w:szCs w:val="18"/>
               </w:rPr>
-              <w:t xml:space="preserve">Step 1</w:t>
-            </w:r>
-            <w:r>
-              <w:rPr>
-                <w:rFonts w:ascii="Avenir Next" w:hAnsi="Avenir Next" w:cs="Avenir Next" w:eastAsia="Avenir Next"/>
-                <w:color w:val="1A1A1A"/>
-                <w:sz w:val="18"/>
-                <w:szCs w:val="18"/>
-              </w:rPr>
               <w:tab/>
             </w:r>
             <w:r>
               <w:rPr>
                 <w:rFonts w:ascii="Avenir Next" w:hAnsi="Avenir Next" w:cs="Avenir Next" w:eastAsia="Avenir Next"/>
                 <w:color w:val="1A1A1A"/>
-                <w:sz w:val="21"/>
+                <w:sz w:val="22"/>
                 <w:szCs w:val="21"/>
               </w:rPr>
               <w:t xml:space="preserve">Say the first group, then the second.</w:t>
@@ -920,25 +925,25 @@
                 <w:rFonts w:ascii="Avenir Next" w:hAnsi="Avenir Next" w:cs="Avenir Next" w:eastAsia="Avenir Next"/>
                 <w:b/>
                 <w:color w:val="003A70"/>
+                <w:sz w:val="22"/>
+                <w:szCs w:val="18"/>
+              </w:rPr>
+              <w:t xml:space="preserve">Step 2</w:t>
+            </w:r>
+            <w:r>
+              <w:rPr>
+                <w:rFonts w:ascii="Avenir Next" w:hAnsi="Avenir Next" w:cs="Avenir Next" w:eastAsia="Avenir Next"/>
+                <w:color w:val="1A1A1A"/>
                 <w:sz w:val="18"/>
                 <w:szCs w:val="18"/>
               </w:rPr>
-              <w:t xml:space="preserve">Step 2</w:t>
-            </w:r>
-            <w:r>
-              <w:rPr>
-                <w:rFonts w:ascii="Avenir Next" w:hAnsi="Avenir Next" w:cs="Avenir Next" w:eastAsia="Avenir Next"/>
-                <w:color w:val="1A1A1A"/>
-                <w:sz w:val="18"/>
-                <w:szCs w:val="18"/>
-              </w:rPr>
               <w:tab/>
             </w:r>
             <w:r>
               <w:rPr>
                 <w:rFonts w:ascii="Avenir Next" w:hAnsi="Avenir Next" w:cs="Avenir Next" w:eastAsia="Avenir Next"/>
                 <w:color w:val="1A1A1A"/>
-                <w:sz w:val="21"/>
+                <w:sz w:val="22"/>
                 <w:szCs w:val="21"/>
               </w:rPr>
               <w:t xml:space="preserve">Divide both terms by the same number.</w:t>
@@ -1716,7 +1721,7 @@
                 <w:rFonts w:ascii="Avenir Next" w:hAnsi="Avenir Next" w:cs="Avenir Next" w:eastAsia="Avenir Next"/>
                 <w:b/>
                 <w:color w:val="003A70"/>
-                <w:sz w:val="17"/>
+                <w:sz w:val="22"/>
                 <w:szCs w:val="17"/>
               </w:rPr>
               <w:t xml:space="preserve">Frame  </w:t>
@@ -1726,10 +1731,30 @@
                 <w:rFonts w:ascii="Avenir Next" w:hAnsi="Avenir Next" w:cs="Avenir Next" w:eastAsia="Avenir Next"/>
                 <w:i/>
                 <w:color w:val="1A1A1A"/>
+                <w:sz w:val="22"/>
+                <w:szCs w:val="18"/>
+              </w:rPr>
+              <w:t xml:space="preserve">This ratio is part-to-</w:t>
+            </w:r>
+            <w:r>
+              <w:rPr>
+                <w:rFonts w:ascii="Avenir Next" w:hAnsi="Avenir Next" w:cs="Avenir Next" w:eastAsia="Avenir Next"/>
+                <w:color w:val="1A1A1A"/>
                 <w:sz w:val="18"/>
                 <w:szCs w:val="18"/>
-              </w:rPr>
-              <w:t xml:space="preserve">This ratio is part-to-</w:t>
+                <w:u w:val="single"/>
+              </w:rPr>
+              <w:t xml:space="preserve">      </w:t>
+            </w:r>
+            <w:r>
+              <w:rPr>
+                <w:rFonts w:ascii="Avenir Next" w:hAnsi="Avenir Next" w:cs="Avenir Next" w:eastAsia="Avenir Next"/>
+                <w:i/>
+                <w:color w:val="1A1A1A"/>
+                <w:sz w:val="22"/>
+                <w:szCs w:val="18"/>
+              </w:rPr>
+              <w:t xml:space="preserve"> because 15 counts </w:t>
             </w:r>
             <w:r>
               <w:rPr>
@@ -1746,27 +1771,7 @@
                 <w:rFonts w:ascii="Avenir Next" w:hAnsi="Avenir Next" w:cs="Avenir Next" w:eastAsia="Avenir Next"/>
                 <w:i/>
                 <w:color w:val="1A1A1A"/>
-                <w:sz w:val="18"/>
-                <w:szCs w:val="18"/>
-              </w:rPr>
-              <w:t xml:space="preserve"> because 15 counts </w:t>
-            </w:r>
-            <w:r>
-              <w:rPr>
-                <w:rFonts w:ascii="Avenir Next" w:hAnsi="Avenir Next" w:cs="Avenir Next" w:eastAsia="Avenir Next"/>
-                <w:color w:val="1A1A1A"/>
-                <w:sz w:val="18"/>
-                <w:szCs w:val="18"/>
-                <w:u w:val="single"/>
-              </w:rPr>
-              <w:t xml:space="preserve">      </w:t>
-            </w:r>
-            <w:r>
-              <w:rPr>
-                <w:rFonts w:ascii="Avenir Next" w:hAnsi="Avenir Next" w:cs="Avenir Next" w:eastAsia="Avenir Next"/>
-                <w:i/>
-                <w:color w:val="1A1A1A"/>
-                <w:sz w:val="18"/>
+                <w:sz w:val="22"/>
                 <w:szCs w:val="18"/>
               </w:rPr>
               <w:t xml:space="preserve">.</w:t>
@@ -1834,7 +1839,7 @@
                     <w:rPr>
                       <w:rFonts w:ascii="Avenir Next" w:hAnsi="Avenir Next" w:cs="Avenir Next" w:eastAsia="Avenir Next"/>
                       <w:color w:val="1A1A1A"/>
-                      <w:sz w:val="21"/>
+                      <w:sz w:val="22"/>
                       <w:szCs w:val="21"/>
                     </w:rPr>
                     <w:t xml:space="preserve">Part-to-part</w:t>
@@ -1873,7 +1878,7 @@
                     <w:rPr>
                       <w:rFonts w:ascii="Avenir Next" w:hAnsi="Avenir Next" w:cs="Avenir Next" w:eastAsia="Avenir Next"/>
                       <w:color w:val="1A1A1A"/>
-                      <w:sz w:val="21"/>
+                      <w:sz w:val="22"/>
                       <w:szCs w:val="21"/>
                     </w:rPr>
                     <w:t xml:space="preserve">Part-to-whole</w:t>
@@ -1895,7 +1900,7 @@
                 <w:rFonts w:ascii="Avenir Next" w:hAnsi="Avenir Next" w:cs="Avenir Next" w:eastAsia="Avenir Next"/>
                 <w:b/>
                 <w:color w:val="1A1A1A"/>
-                <w:sz w:val="18"/>
+                <w:sz w:val="22"/>
                 <w:szCs w:val="18"/>
               </w:rPr>
               <w:t xml:space="preserve">15 counts</w:t>
@@ -2075,25 +2080,25 @@
                 <w:rFonts w:ascii="Avenir Next" w:hAnsi="Avenir Next" w:cs="Avenir Next" w:eastAsia="Avenir Next"/>
                 <w:b/>
                 <w:color w:val="003A70"/>
+                <w:sz w:val="22"/>
+                <w:szCs w:val="18"/>
+              </w:rPr>
+              <w:t xml:space="preserve">Step 1</w:t>
+            </w:r>
+            <w:r>
+              <w:rPr>
+                <w:rFonts w:ascii="Avenir Next" w:hAnsi="Avenir Next" w:cs="Avenir Next" w:eastAsia="Avenir Next"/>
+                <w:color w:val="1A1A1A"/>
                 <w:sz w:val="18"/>
                 <w:szCs w:val="18"/>
               </w:rPr>
-              <w:t xml:space="preserve">Step 1</w:t>
-            </w:r>
-            <w:r>
-              <w:rPr>
-                <w:rFonts w:ascii="Avenir Next" w:hAnsi="Avenir Next" w:cs="Avenir Next" w:eastAsia="Avenir Next"/>
-                <w:color w:val="1A1A1A"/>
-                <w:sz w:val="18"/>
-                <w:szCs w:val="18"/>
-              </w:rPr>
               <w:tab/>
             </w:r>
             <w:r>
               <w:rPr>
                 <w:rFonts w:ascii="Avenir Next" w:hAnsi="Avenir Next" w:cs="Avenir Next" w:eastAsia="Avenir Next"/>
                 <w:color w:val="1A1A1A"/>
-                <w:sz w:val="21"/>
+                <w:sz w:val="22"/>
                 <w:szCs w:val="21"/>
               </w:rPr>
               <w:t xml:space="preserve">Find the aquarium votes: 24 − 14.</w:t>
@@ -2113,25 +2118,25 @@
                 <w:rFonts w:ascii="Avenir Next" w:hAnsi="Avenir Next" w:cs="Avenir Next" w:eastAsia="Avenir Next"/>
                 <w:b/>
                 <w:color w:val="003A70"/>
+                <w:sz w:val="22"/>
+                <w:szCs w:val="18"/>
+              </w:rPr>
+              <w:t xml:space="preserve">Step 2</w:t>
+            </w:r>
+            <w:r>
+              <w:rPr>
+                <w:rFonts w:ascii="Avenir Next" w:hAnsi="Avenir Next" w:cs="Avenir Next" w:eastAsia="Avenir Next"/>
+                <w:color w:val="1A1A1A"/>
                 <w:sz w:val="18"/>
                 <w:szCs w:val="18"/>
               </w:rPr>
-              <w:t xml:space="preserve">Step 2</w:t>
-            </w:r>
-            <w:r>
-              <w:rPr>
-                <w:rFonts w:ascii="Avenir Next" w:hAnsi="Avenir Next" w:cs="Avenir Next" w:eastAsia="Avenir Next"/>
-                <w:color w:val="1A1A1A"/>
-                <w:sz w:val="18"/>
-                <w:szCs w:val="18"/>
-              </w:rPr>
               <w:tab/>
             </w:r>
             <w:r>
               <w:rPr>
                 <w:rFonts w:ascii="Avenir Next" w:hAnsi="Avenir Next" w:cs="Avenir Next" w:eastAsia="Avenir Next"/>
                 <w:color w:val="1A1A1A"/>
-                <w:sz w:val="21"/>
+                <w:sz w:val="22"/>
                 <w:szCs w:val="21"/>
               </w:rPr>
               <w:t xml:space="preserve">Write museum : aquarium.</w:t>
@@ -2151,25 +2156,25 @@
                 <w:rFonts w:ascii="Avenir Next" w:hAnsi="Avenir Next" w:cs="Avenir Next" w:eastAsia="Avenir Next"/>
                 <w:b/>
                 <w:color w:val="003A70"/>
+                <w:sz w:val="22"/>
+                <w:szCs w:val="18"/>
+              </w:rPr>
+              <w:t xml:space="preserve">Step 3</w:t>
+            </w:r>
+            <w:r>
+              <w:rPr>
+                <w:rFonts w:ascii="Avenir Next" w:hAnsi="Avenir Next" w:cs="Avenir Next" w:eastAsia="Avenir Next"/>
+                <w:color w:val="1A1A1A"/>
                 <w:sz w:val="18"/>
                 <w:szCs w:val="18"/>
               </w:rPr>
-              <w:t xml:space="preserve">Step 3</w:t>
-            </w:r>
-            <w:r>
-              <w:rPr>
-                <w:rFonts w:ascii="Avenir Next" w:hAnsi="Avenir Next" w:cs="Avenir Next" w:eastAsia="Avenir Next"/>
-                <w:color w:val="1A1A1A"/>
-                <w:sz w:val="18"/>
-                <w:szCs w:val="18"/>
-              </w:rPr>
               <w:tab/>
             </w:r>
             <w:r>
               <w:rPr>
                 <w:rFonts w:ascii="Avenir Next" w:hAnsi="Avenir Next" w:cs="Avenir Next" w:eastAsia="Avenir Next"/>
                 <w:color w:val="1A1A1A"/>
-                <w:sz w:val="21"/>
+                <w:sz w:val="22"/>
                 <w:szCs w:val="21"/>
               </w:rPr>
               <w:t xml:space="preserve">Divide both terms by the same number.</w:t>
@@ -2246,7 +2251,7 @@
                 <w:rFonts w:ascii="Avenir Next" w:hAnsi="Avenir Next" w:cs="Avenir Next" w:eastAsia="Avenir Next"/>
                 <w:b/>
                 <w:color w:val="1A1A1A"/>
-                <w:sz w:val="18"/>
+                <w:sz w:val="22"/>
                 <w:szCs w:val="18"/>
               </w:rPr>
               <w:t xml:space="preserve">Ratio</w:t>
@@ -2366,7 +2371,7 @@
                 <w:rFonts w:ascii="Avenir Next" w:hAnsi="Avenir Next" w:cs="Avenir Next" w:eastAsia="Avenir Next"/>
                 <w:b/>
                 <w:color w:val="003A70"/>
-                <w:sz w:val="17"/>
+                <w:sz w:val="22"/>
                 <w:szCs w:val="17"/>
               </w:rPr>
               <w:t xml:space="preserve">Frame  </w:t>
@@ -2376,10 +2381,30 @@
                 <w:rFonts w:ascii="Avenir Next" w:hAnsi="Avenir Next" w:cs="Avenir Next" w:eastAsia="Avenir Next"/>
                 <w:i/>
                 <w:color w:val="1A1A1A"/>
+                <w:sz w:val="22"/>
+                <w:szCs w:val="18"/>
+              </w:rPr>
+              <w:t xml:space="preserve">Marcus wrote the ratio in the wrong </w:t>
+            </w:r>
+            <w:r>
+              <w:rPr>
+                <w:rFonts w:ascii="Avenir Next" w:hAnsi="Avenir Next" w:cs="Avenir Next" w:eastAsia="Avenir Next"/>
+                <w:color w:val="1A1A1A"/>
                 <w:sz w:val="18"/>
                 <w:szCs w:val="18"/>
-              </w:rPr>
-              <w:t xml:space="preserve">Marcus wrote the ratio in the wrong </w:t>
+                <w:u w:val="single"/>
+              </w:rPr>
+              <w:t xml:space="preserve">      </w:t>
+            </w:r>
+            <w:r>
+              <w:rPr>
+                <w:rFonts w:ascii="Avenir Next" w:hAnsi="Avenir Next" w:cs="Avenir Next" w:eastAsia="Avenir Next"/>
+                <w:i/>
+                <w:color w:val="1A1A1A"/>
+                <w:sz w:val="22"/>
+                <w:szCs w:val="18"/>
+              </w:rPr>
+              <w:t xml:space="preserve">. Dogs to cats is </w:t>
             </w:r>
             <w:r>
               <w:rPr>
@@ -2396,10 +2421,30 @@
                 <w:rFonts w:ascii="Avenir Next" w:hAnsi="Avenir Next" w:cs="Avenir Next" w:eastAsia="Avenir Next"/>
                 <w:i/>
                 <w:color w:val="1A1A1A"/>
+                <w:sz w:val="22"/>
+                <w:szCs w:val="18"/>
+              </w:rPr>
+              <w:t xml:space="preserve"> : </w:t>
+            </w:r>
+            <w:r>
+              <w:rPr>
+                <w:rFonts w:ascii="Avenir Next" w:hAnsi="Avenir Next" w:cs="Avenir Next" w:eastAsia="Avenir Next"/>
+                <w:color w:val="1A1A1A"/>
                 <w:sz w:val="18"/>
                 <w:szCs w:val="18"/>
-              </w:rPr>
-              <w:t xml:space="preserve">. Dogs to cats is </w:t>
+                <w:u w:val="single"/>
+              </w:rPr>
+              <w:t xml:space="preserve">      </w:t>
+            </w:r>
+            <w:r>
+              <w:rPr>
+                <w:rFonts w:ascii="Avenir Next" w:hAnsi="Avenir Next" w:cs="Avenir Next" w:eastAsia="Avenir Next"/>
+                <w:i/>
+                <w:color w:val="1A1A1A"/>
+                <w:sz w:val="22"/>
+                <w:szCs w:val="18"/>
+              </w:rPr>
+              <w:t xml:space="preserve">, or </w:t>
             </w:r>
             <w:r>
               <w:rPr>
@@ -2416,17 +2461,17 @@
                 <w:rFonts w:ascii="Avenir Next" w:hAnsi="Avenir Next" w:cs="Avenir Next" w:eastAsia="Avenir Next"/>
                 <w:i/>
                 <w:color w:val="1A1A1A"/>
+                <w:sz w:val="22"/>
+                <w:szCs w:val="18"/>
+              </w:rPr>
+              <w:t xml:space="preserve"> : </w:t>
+            </w:r>
+            <w:r>
+              <w:rPr>
+                <w:rFonts w:ascii="Avenir Next" w:hAnsi="Avenir Next" w:cs="Avenir Next" w:eastAsia="Avenir Next"/>
+                <w:color w:val="1A1A1A"/>
                 <w:sz w:val="18"/>
                 <w:szCs w:val="18"/>
-              </w:rPr>
-              <w:t xml:space="preserve"> : </w:t>
-            </w:r>
-            <w:r>
-              <w:rPr>
-                <w:rFonts w:ascii="Avenir Next" w:hAnsi="Avenir Next" w:cs="Avenir Next" w:eastAsia="Avenir Next"/>
-                <w:color w:val="1A1A1A"/>
-                <w:sz w:val="18"/>
-                <w:szCs w:val="18"/>
                 <w:u w:val="single"/>
               </w:rPr>
               <w:t xml:space="preserve">      </w:t>
@@ -2436,47 +2481,7 @@
                 <w:rFonts w:ascii="Avenir Next" w:hAnsi="Avenir Next" w:cs="Avenir Next" w:eastAsia="Avenir Next"/>
                 <w:i/>
                 <w:color w:val="1A1A1A"/>
-                <w:sz w:val="18"/>
-                <w:szCs w:val="18"/>
-              </w:rPr>
-              <w:t xml:space="preserve">, or </w:t>
-            </w:r>
-            <w:r>
-              <w:rPr>
-                <w:rFonts w:ascii="Avenir Next" w:hAnsi="Avenir Next" w:cs="Avenir Next" w:eastAsia="Avenir Next"/>
-                <w:color w:val="1A1A1A"/>
-                <w:sz w:val="18"/>
-                <w:szCs w:val="18"/>
-                <w:u w:val="single"/>
-              </w:rPr>
-              <w:t xml:space="preserve">      </w:t>
-            </w:r>
-            <w:r>
-              <w:rPr>
-                <w:rFonts w:ascii="Avenir Next" w:hAnsi="Avenir Next" w:cs="Avenir Next" w:eastAsia="Avenir Next"/>
-                <w:i/>
-                <w:color w:val="1A1A1A"/>
-                <w:sz w:val="18"/>
-                <w:szCs w:val="18"/>
-              </w:rPr>
-              <w:t xml:space="preserve"> : </w:t>
-            </w:r>
-            <w:r>
-              <w:rPr>
-                <w:rFonts w:ascii="Avenir Next" w:hAnsi="Avenir Next" w:cs="Avenir Next" w:eastAsia="Avenir Next"/>
-                <w:color w:val="1A1A1A"/>
-                <w:sz w:val="18"/>
-                <w:szCs w:val="18"/>
-                <w:u w:val="single"/>
-              </w:rPr>
-              <w:t xml:space="preserve">      </w:t>
-            </w:r>
-            <w:r>
-              <w:rPr>
-                <w:rFonts w:ascii="Avenir Next" w:hAnsi="Avenir Next" w:cs="Avenir Next" w:eastAsia="Avenir Next"/>
-                <w:i/>
-                <w:color w:val="1A1A1A"/>
-                <w:sz w:val="18"/>
+                <w:sz w:val="22"/>
                 <w:szCs w:val="18"/>
               </w:rPr>
               <w:t xml:space="preserve"> in simplest form.</w:t>
@@ -2605,6 +2610,7 @@
           </w:tcPr>
           <w:p>
             <w:pPr>
+              <w:pStyle w:val="Heading2"/>
               <w:spacing w:before="0" w:after="0" w:line="240" w:lineRule="auto"/>
             </w:pPr>
             <w:r>
@@ -2642,7 +2648,7 @@
               <w:rPr>
                 <w:rFonts w:ascii="Avenir Next" w:hAnsi="Avenir Next" w:cs="Avenir Next" w:eastAsia="Avenir Next"/>
                 <w:color w:val="1A1A1A"/>
-                <w:sz w:val="17"/>
+                <w:sz w:val="22"/>
                 <w:szCs w:val="17"/>
               </w:rPr>
               <w:t xml:space="preserve">  I can do this on my own</w:t>
@@ -2671,7 +2677,7 @@
               <w:rPr>
                 <w:rFonts w:ascii="Avenir Next" w:hAnsi="Avenir Next" w:cs="Avenir Next" w:eastAsia="Avenir Next"/>
                 <w:color w:val="1A1A1A"/>
-                <w:sz w:val="17"/>
+                <w:sz w:val="22"/>
                 <w:szCs w:val="17"/>
               </w:rPr>
               <w:t xml:space="preserve">  I need a little help</w:t>
@@ -2700,7 +2706,7 @@
               <w:rPr>
                 <w:rFonts w:ascii="Avenir Next" w:hAnsi="Avenir Next" w:cs="Avenir Next" w:eastAsia="Avenir Next"/>
                 <w:color w:val="1A1A1A"/>
-                <w:sz w:val="17"/>
+                <w:sz w:val="22"/>
                 <w:szCs w:val="17"/>
               </w:rPr>
               <w:t xml:space="preserve">  I have a question about #</w:t>
@@ -2738,7 +2744,7 @@
         <w:rPr>
           <w:rFonts w:ascii="Avenir Next" w:hAnsi="Avenir Next" w:cs="Avenir Next" w:eastAsia="Avenir Next"/>
           <w:color w:val="5A5F66"/>
-          <w:sz w:val="17"/>
+          <w:sz w:val="22"/>
           <w:szCs w:val="17"/>
         </w:rPr>
         <w:t xml:space="preserve">Count two kinds of things at home, like forks and spoons. Say the ratio both ways.</w:t>
@@ -2821,14 +2827,15 @@
           <w:caps/>
           <w:color w:val="003A70"/>
           <w:spacing w:val="12"/>
-          <w:sz w:val="21"/>
+          <w:sz w:val="22"/>
           <w:szCs w:val="21"/>
         </w:rPr>
-        <w:t xml:space="preserve">Lesson 3-1  ·  Homework Packet  ·  Level 1  ·  Sheet 2 of 2</w:t>
+        <w:t xml:space="preserve">Lesson 3-1  ·  Homework Packet  ·  Supported  ·  Session 2 · pages 3–4</w:t>
       </w:r>
     </w:p>
     <w:p>
       <w:pPr>
+        <w:pStyle w:val="Heading1"/>
         <w:keepNext/>
         <w:spacing w:before="0" w:after="10" w:line="240" w:lineRule="auto"/>
       </w:pPr>
@@ -2854,7 +2861,7 @@
         <w:rPr>
           <w:rFonts w:ascii="Avenir Next" w:hAnsi="Avenir Next" w:cs="Avenir Next" w:eastAsia="Avenir Next"/>
           <w:color w:val="5A5F66"/>
-          <w:sz w:val="17"/>
+          <w:sz w:val="22"/>
           <w:szCs w:val="17"/>
         </w:rPr>
         <w:t xml:space="preserve">Maryland Standard 6.RP.A.1   ·   Learning target — I can use a tape diagram to share a total according to a given ratio.</w:t>
@@ -2901,6 +2908,7 @@
           </w:tcPr>
           <w:p>
             <w:pPr>
+              <w:pStyle w:val="Heading2"/>
               <w:spacing w:before="0" w:after="40" w:line="264" w:lineRule="auto"/>
             </w:pPr>
             <w:r>
@@ -2928,25 +2936,25 @@
                 <w:rFonts w:ascii="Avenir Next" w:hAnsi="Avenir Next" w:cs="Avenir Next" w:eastAsia="Avenir Next"/>
                 <w:b/>
                 <w:color w:val="003A70"/>
+                <w:sz w:val="22"/>
+                <w:szCs w:val="18"/>
+              </w:rPr>
+              <w:t xml:space="preserve">•</w:t>
+            </w:r>
+            <w:r>
+              <w:rPr>
+                <w:rFonts w:ascii="Avenir Next" w:hAnsi="Avenir Next" w:cs="Avenir Next" w:eastAsia="Avenir Next"/>
+                <w:color w:val="1A1A1A"/>
                 <w:sz w:val="18"/>
                 <w:szCs w:val="18"/>
               </w:rPr>
-              <w:t xml:space="preserve">•</w:t>
-            </w:r>
-            <w:r>
-              <w:rPr>
-                <w:rFonts w:ascii="Avenir Next" w:hAnsi="Avenir Next" w:cs="Avenir Next" w:eastAsia="Avenir Next"/>
-                <w:color w:val="1A1A1A"/>
-                <w:sz w:val="18"/>
-                <w:szCs w:val="18"/>
-              </w:rPr>
               <w:tab/>
             </w:r>
             <w:r>
               <w:rPr>
                 <w:rFonts w:ascii="Avenir Next" w:hAnsi="Avenir Next" w:cs="Avenir Next" w:eastAsia="Avenir Next"/>
                 <w:color w:val="1A1A1A"/>
-                <w:sz w:val="18"/>
+                <w:sz w:val="22"/>
                 <w:szCs w:val="18"/>
               </w:rPr>
               <w:t xml:space="preserve">A </w:t>
@@ -2956,7 +2964,7 @@
                 <w:rFonts w:ascii="Avenir Next" w:hAnsi="Avenir Next" w:cs="Avenir Next" w:eastAsia="Avenir Next"/>
                 <w:b/>
                 <w:color w:val="1A1A1A"/>
-                <w:sz w:val="18"/>
+                <w:sz w:val="22"/>
                 <w:szCs w:val="18"/>
               </w:rPr>
               <w:t xml:space="preserve">tape diagram</w:t>
@@ -2965,7 +2973,7 @@
               <w:rPr>
                 <w:rFonts w:ascii="Avenir Next" w:hAnsi="Avenir Next" w:cs="Avenir Next" w:eastAsia="Avenir Next"/>
                 <w:color w:val="1A1A1A"/>
-                <w:sz w:val="18"/>
+                <w:sz w:val="22"/>
                 <w:szCs w:val="18"/>
               </w:rPr>
               <w:t xml:space="preserve"> uses equal boxes; the boxes match the ratio.</w:t>
@@ -2984,18 +2992,18 @@
                 <w:rFonts w:ascii="Avenir Next" w:hAnsi="Avenir Next" w:cs="Avenir Next" w:eastAsia="Avenir Next"/>
                 <w:b/>
                 <w:color w:val="003A70"/>
+                <w:sz w:val="22"/>
+                <w:szCs w:val="18"/>
+              </w:rPr>
+              <w:t xml:space="preserve">•</w:t>
+            </w:r>
+            <w:r>
+              <w:rPr>
+                <w:rFonts w:ascii="Avenir Next" w:hAnsi="Avenir Next" w:cs="Avenir Next" w:eastAsia="Avenir Next"/>
+                <w:color w:val="1A1A1A"/>
                 <w:sz w:val="18"/>
                 <w:szCs w:val="18"/>
               </w:rPr>
-              <w:t xml:space="preserve">•</w:t>
-            </w:r>
-            <w:r>
-              <w:rPr>
-                <w:rFonts w:ascii="Avenir Next" w:hAnsi="Avenir Next" w:cs="Avenir Next" w:eastAsia="Avenir Next"/>
-                <w:color w:val="1A1A1A"/>
-                <w:sz w:val="18"/>
-                <w:szCs w:val="18"/>
-              </w:rPr>
               <w:tab/>
             </w:r>
             <w:r>
@@ -3003,7 +3011,7 @@
                 <w:rFonts w:ascii="Avenir Next" w:hAnsi="Avenir Next" w:cs="Avenir Next" w:eastAsia="Avenir Next"/>
                 <w:b/>
                 <w:color w:val="1A1A1A"/>
-                <w:sz w:val="18"/>
+                <w:sz w:val="22"/>
                 <w:szCs w:val="18"/>
               </w:rPr>
               <w:t xml:space="preserve">One box</w:t>
@@ -3012,7 +3020,7 @@
               <w:rPr>
                 <w:rFonts w:ascii="Avenir Next" w:hAnsi="Avenir Next" w:cs="Avenir Next" w:eastAsia="Avenir Next"/>
                 <w:color w:val="1A1A1A"/>
-                <w:sz w:val="18"/>
+                <w:sz w:val="22"/>
                 <w:szCs w:val="18"/>
               </w:rPr>
               <w:t xml:space="preserve"> = total ÷ total parts. Multiply one box by each term. Check that the amounts add to the total.</w:t>
@@ -3027,6 +3035,7 @@
           </w:tcPr>
           <w:p>
             <w:pPr>
+              <w:pStyle w:val="Heading2"/>
               <w:spacing w:before="0" w:after="40" w:line="264" w:lineRule="auto"/>
             </w:pPr>
             <w:r>
@@ -3049,7 +3058,7 @@
               <w:rPr>
                 <w:rFonts w:ascii="Avenir Next" w:hAnsi="Avenir Next" w:cs="Avenir Next" w:eastAsia="Avenir Next"/>
                 <w:color w:val="1A1A1A"/>
-                <w:sz w:val="17"/>
+                <w:sz w:val="22"/>
                 <w:szCs w:val="17"/>
               </w:rPr>
               <w:t xml:space="preserve">Leah and Omar share 35 stickers in the ratio 2 : 5. Find each share.</w:t>
@@ -3068,25 +3077,25 @@
                 <w:rFonts w:ascii="Avenir Next" w:hAnsi="Avenir Next" w:cs="Avenir Next" w:eastAsia="Avenir Next"/>
                 <w:b/>
                 <w:color w:val="003A70"/>
+                <w:sz w:val="22"/>
+                <w:szCs w:val="17"/>
+              </w:rPr>
+              <w:t xml:space="preserve">Step 1</w:t>
+            </w:r>
+            <w:r>
+              <w:rPr>
+                <w:rFonts w:ascii="Avenir Next" w:hAnsi="Avenir Next" w:cs="Avenir Next" w:eastAsia="Avenir Next"/>
+                <w:color w:val="1A1A1A"/>
                 <w:sz w:val="17"/>
                 <w:szCs w:val="17"/>
               </w:rPr>
-              <w:t xml:space="preserve">Step 1</w:t>
-            </w:r>
-            <w:r>
-              <w:rPr>
-                <w:rFonts w:ascii="Avenir Next" w:hAnsi="Avenir Next" w:cs="Avenir Next" w:eastAsia="Avenir Next"/>
-                <w:color w:val="1A1A1A"/>
-                <w:sz w:val="17"/>
-                <w:szCs w:val="17"/>
-              </w:rPr>
               <w:tab/>
             </w:r>
             <w:r>
               <w:rPr>
                 <w:rFonts w:ascii="Avenir Next" w:hAnsi="Avenir Next" w:cs="Avenir Next" w:eastAsia="Avenir Next"/>
                 <w:color w:val="1A1A1A"/>
-                <w:sz w:val="17"/>
+                <w:sz w:val="22"/>
                 <w:szCs w:val="17"/>
               </w:rPr>
               <w:t xml:space="preserve">Total parts: 2 + 5 = 7</w:t>
@@ -3105,25 +3114,25 @@
                 <w:rFonts w:ascii="Avenir Next" w:hAnsi="Avenir Next" w:cs="Avenir Next" w:eastAsia="Avenir Next"/>
                 <w:b/>
                 <w:color w:val="003A70"/>
+                <w:sz w:val="22"/>
+                <w:szCs w:val="17"/>
+              </w:rPr>
+              <w:t xml:space="preserve">Step 2</w:t>
+            </w:r>
+            <w:r>
+              <w:rPr>
+                <w:rFonts w:ascii="Avenir Next" w:hAnsi="Avenir Next" w:cs="Avenir Next" w:eastAsia="Avenir Next"/>
+                <w:color w:val="1A1A1A"/>
                 <w:sz w:val="17"/>
                 <w:szCs w:val="17"/>
               </w:rPr>
-              <w:t xml:space="preserve">Step 2</w:t>
-            </w:r>
-            <w:r>
-              <w:rPr>
-                <w:rFonts w:ascii="Avenir Next" w:hAnsi="Avenir Next" w:cs="Avenir Next" w:eastAsia="Avenir Next"/>
-                <w:color w:val="1A1A1A"/>
-                <w:sz w:val="17"/>
-                <w:szCs w:val="17"/>
-              </w:rPr>
               <w:tab/>
             </w:r>
             <w:r>
               <w:rPr>
                 <w:rFonts w:ascii="Avenir Next" w:hAnsi="Avenir Next" w:cs="Avenir Next" w:eastAsia="Avenir Next"/>
                 <w:color w:val="1A1A1A"/>
-                <w:sz w:val="17"/>
+                <w:sz w:val="22"/>
                 <w:szCs w:val="17"/>
               </w:rPr>
               <w:t xml:space="preserve">One box: 35 ÷ 7 = 5 stickers</w:t>
@@ -3142,18 +3151,18 @@
                 <w:rFonts w:ascii="Avenir Next" w:hAnsi="Avenir Next" w:cs="Avenir Next" w:eastAsia="Avenir Next"/>
                 <w:b/>
                 <w:color w:val="1A1A1A"/>
+                <w:sz w:val="22"/>
+                <w:szCs w:val="17"/>
+              </w:rPr>
+              <w:t xml:space="preserve">Answer</w:t>
+            </w:r>
+            <w:r>
+              <w:rPr>
+                <w:rFonts w:ascii="Avenir Next" w:hAnsi="Avenir Next" w:cs="Avenir Next" w:eastAsia="Avenir Next"/>
+                <w:color w:val="1A1A1A"/>
                 <w:sz w:val="17"/>
                 <w:szCs w:val="17"/>
               </w:rPr>
-              <w:t xml:space="preserve">Answer</w:t>
-            </w:r>
-            <w:r>
-              <w:rPr>
-                <w:rFonts w:ascii="Avenir Next" w:hAnsi="Avenir Next" w:cs="Avenir Next" w:eastAsia="Avenir Next"/>
-                <w:color w:val="1A1A1A"/>
-                <w:sz w:val="17"/>
-                <w:szCs w:val="17"/>
-              </w:rPr>
               <w:tab/>
             </w:r>
             <w:r>
@@ -3161,7 +3170,7 @@
                 <w:rFonts w:ascii="Avenir Next" w:hAnsi="Avenir Next" w:cs="Avenir Next" w:eastAsia="Avenir Next"/>
                 <w:b/>
                 <w:color w:val="1A1A1A"/>
-                <w:sz w:val="17"/>
+                <w:sz w:val="22"/>
                 <w:szCs w:val="17"/>
               </w:rPr>
               <w:t xml:space="preserve">Leah: 2 × 5 = 10.  Omar: 5 × 5 = 25.</w:t>
@@ -3211,6 +3220,7 @@
           </w:tcPr>
           <w:p>
             <w:pPr>
+              <w:pStyle w:val="Heading2"/>
               <w:spacing w:before="0" w:after="40" w:line="264" w:lineRule="auto"/>
             </w:pPr>
             <w:r>
@@ -3234,7 +3244,7 @@
                 <w:rFonts w:ascii="Avenir Next" w:hAnsi="Avenir Next" w:cs="Avenir Next" w:eastAsia="Avenir Next"/>
                 <w:b/>
                 <w:color w:val="1A1A1A"/>
-                <w:sz w:val="21"/>
+                <w:sz w:val="22"/>
                 <w:szCs w:val="21"/>
               </w:rPr>
               <w:t xml:space="preserve">tape diagram</w:t>
@@ -3243,7 +3253,7 @@
               <w:rPr>
                 <w:rFonts w:ascii="Avenir Next" w:hAnsi="Avenir Next" w:cs="Avenir Next" w:eastAsia="Avenir Next"/>
                 <w:color w:val="5A5F66"/>
-                <w:sz w:val="21"/>
+                <w:sz w:val="22"/>
                 <w:szCs w:val="21"/>
               </w:rPr>
               <w:t xml:space="preserve"> — </w:t>
@@ -3252,7 +3262,7 @@
               <w:rPr>
                 <w:rFonts w:ascii="Avenir Next" w:hAnsi="Avenir Next" w:cs="Avenir Next" w:eastAsia="Avenir Next"/>
                 <w:color w:val="1A1A1A"/>
-                <w:sz w:val="21"/>
+                <w:sz w:val="22"/>
                 <w:szCs w:val="21"/>
               </w:rPr>
               <w:t xml:space="preserve">equal boxes for a ratio</w:t>
@@ -3267,7 +3277,7 @@
                 <w:rFonts w:ascii="Avenir Next" w:hAnsi="Avenir Next" w:cs="Avenir Next" w:eastAsia="Avenir Next"/>
                 <w:b/>
                 <w:color w:val="1A1A1A"/>
-                <w:sz w:val="21"/>
+                <w:sz w:val="22"/>
                 <w:szCs w:val="21"/>
               </w:rPr>
               <w:t xml:space="preserve">one box</w:t>
@@ -3276,7 +3286,7 @@
               <w:rPr>
                 <w:rFonts w:ascii="Avenir Next" w:hAnsi="Avenir Next" w:cs="Avenir Next" w:eastAsia="Avenir Next"/>
                 <w:color w:val="5A5F66"/>
-                <w:sz w:val="21"/>
+                <w:sz w:val="22"/>
                 <w:szCs w:val="21"/>
               </w:rPr>
               <w:t xml:space="preserve"> — </w:t>
@@ -3285,7 +3295,7 @@
               <w:rPr>
                 <w:rFonts w:ascii="Avenir Next" w:hAnsi="Avenir Next" w:cs="Avenir Next" w:eastAsia="Avenir Next"/>
                 <w:color w:val="1A1A1A"/>
-                <w:sz w:val="21"/>
+                <w:sz w:val="22"/>
                 <w:szCs w:val="21"/>
               </w:rPr>
               <w:t xml:space="preserve">total ÷ total parts</w:t>
@@ -3311,7 +3321,7 @@
                 <w:rFonts w:ascii="Avenir Next" w:hAnsi="Avenir Next" w:cs="Avenir Next" w:eastAsia="Avenir Next"/>
                 <w:b/>
                 <w:color w:val="1A1A1A"/>
-                <w:sz w:val="21"/>
+                <w:sz w:val="22"/>
                 <w:szCs w:val="21"/>
               </w:rPr>
               <w:t xml:space="preserve">total parts</w:t>
@@ -3320,7 +3330,7 @@
               <w:rPr>
                 <w:rFonts w:ascii="Avenir Next" w:hAnsi="Avenir Next" w:cs="Avenir Next" w:eastAsia="Avenir Next"/>
                 <w:color w:val="5A5F66"/>
-                <w:sz w:val="21"/>
+                <w:sz w:val="22"/>
                 <w:szCs w:val="21"/>
               </w:rPr>
               <w:t xml:space="preserve"> — </w:t>
@@ -3329,7 +3339,7 @@
               <w:rPr>
                 <w:rFonts w:ascii="Avenir Next" w:hAnsi="Avenir Next" w:cs="Avenir Next" w:eastAsia="Avenir Next"/>
                 <w:color w:val="1A1A1A"/>
-                <w:sz w:val="21"/>
+                <w:sz w:val="22"/>
                 <w:szCs w:val="21"/>
               </w:rPr>
               <w:t xml:space="preserve">add the ratio terms</w:t>
@@ -3340,6 +3350,7 @@
     </w:tbl>
     <w:p>
       <w:pPr>
+        <w:pStyle w:val="Heading2"/>
         <w:keepNext/>
         <w:pBdr>
           <w:bottom w:val="single" w:sz="8" w:space="3" w:color="003A70"/>
@@ -3355,7 +3366,7 @@
           <w:b/>
           <w:color w:val="003A70"/>
           <w:spacing w:val="14"/>
-          <w:sz w:val="21"/>
+          <w:sz w:val="22"/>
           <w:szCs w:val="21"/>
         </w:rPr>
         <w:t xml:space="preserve">PRACTICE</w:t>
@@ -3374,7 +3385,7 @@
           <w:rFonts w:ascii="Avenir Next" w:hAnsi="Avenir Next" w:cs="Avenir Next" w:eastAsia="Avenir Next"/>
           <w:i/>
           <w:color w:val="5A5F66"/>
-          <w:sz w:val="17"/>
+          <w:sz w:val="22"/>
           <w:szCs w:val="17"/>
         </w:rPr>
         <w:t xml:space="preserve">show your work · label units</w:t>
@@ -3504,25 +3515,25 @@
                       <w:rFonts w:ascii="Avenir Next" w:hAnsi="Avenir Next" w:cs="Avenir Next" w:eastAsia="Avenir Next"/>
                       <w:b/>
                       <w:color w:val="003A70"/>
+                      <w:sz w:val="22"/>
+                      <w:szCs w:val="18"/>
+                    </w:rPr>
+                    <w:t xml:space="preserve">Step 1</w:t>
+                  </w:r>
+                  <w:r>
+                    <w:rPr>
+                      <w:rFonts w:ascii="Avenir Next" w:hAnsi="Avenir Next" w:cs="Avenir Next" w:eastAsia="Avenir Next"/>
+                      <w:color w:val="1A1A1A"/>
                       <w:sz w:val="18"/>
                       <w:szCs w:val="18"/>
                     </w:rPr>
-                    <w:t xml:space="preserve">Step 1</w:t>
-                  </w:r>
-                  <w:r>
-                    <w:rPr>
-                      <w:rFonts w:ascii="Avenir Next" w:hAnsi="Avenir Next" w:cs="Avenir Next" w:eastAsia="Avenir Next"/>
-                      <w:color w:val="1A1A1A"/>
-                      <w:sz w:val="18"/>
-                      <w:szCs w:val="18"/>
-                    </w:rPr>
                     <w:tab/>
                   </w:r>
                   <w:r>
                     <w:rPr>
                       <w:rFonts w:ascii="Avenir Next" w:hAnsi="Avenir Next" w:cs="Avenir Next" w:eastAsia="Avenir Next"/>
                       <w:color w:val="1A1A1A"/>
-                      <w:sz w:val="21"/>
+                      <w:sz w:val="22"/>
                       <w:szCs w:val="21"/>
                     </w:rPr>
                     <w:t xml:space="preserve">Add the boxes: 3 + 5.</w:t>
@@ -3542,25 +3553,25 @@
                       <w:rFonts w:ascii="Avenir Next" w:hAnsi="Avenir Next" w:cs="Avenir Next" w:eastAsia="Avenir Next"/>
                       <w:b/>
                       <w:color w:val="003A70"/>
+                      <w:sz w:val="22"/>
+                      <w:szCs w:val="18"/>
+                    </w:rPr>
+                    <w:t xml:space="preserve">Step 2</w:t>
+                  </w:r>
+                  <w:r>
+                    <w:rPr>
+                      <w:rFonts w:ascii="Avenir Next" w:hAnsi="Avenir Next" w:cs="Avenir Next" w:eastAsia="Avenir Next"/>
+                      <w:color w:val="1A1A1A"/>
                       <w:sz w:val="18"/>
                       <w:szCs w:val="18"/>
                     </w:rPr>
-                    <w:t xml:space="preserve">Step 2</w:t>
-                  </w:r>
-                  <w:r>
-                    <w:rPr>
-                      <w:rFonts w:ascii="Avenir Next" w:hAnsi="Avenir Next" w:cs="Avenir Next" w:eastAsia="Avenir Next"/>
-                      <w:color w:val="1A1A1A"/>
-                      <w:sz w:val="18"/>
-                      <w:szCs w:val="18"/>
-                    </w:rPr>
                     <w:tab/>
                   </w:r>
                   <w:r>
                     <w:rPr>
                       <w:rFonts w:ascii="Avenir Next" w:hAnsi="Avenir Next" w:cs="Avenir Next" w:eastAsia="Avenir Next"/>
                       <w:color w:val="1A1A1A"/>
-                      <w:sz w:val="21"/>
+                      <w:sz w:val="22"/>
                       <w:szCs w:val="21"/>
                     </w:rPr>
                     <w:t xml:space="preserve">Divide 48 by the total boxes.</w:t>
@@ -3580,25 +3591,25 @@
                       <w:rFonts w:ascii="Avenir Next" w:hAnsi="Avenir Next" w:cs="Avenir Next" w:eastAsia="Avenir Next"/>
                       <w:b/>
                       <w:color w:val="003A70"/>
+                      <w:sz w:val="22"/>
+                      <w:szCs w:val="18"/>
+                    </w:rPr>
+                    <w:t xml:space="preserve">Step 3</w:t>
+                  </w:r>
+                  <w:r>
+                    <w:rPr>
+                      <w:rFonts w:ascii="Avenir Next" w:hAnsi="Avenir Next" w:cs="Avenir Next" w:eastAsia="Avenir Next"/>
+                      <w:color w:val="1A1A1A"/>
                       <w:sz w:val="18"/>
                       <w:szCs w:val="18"/>
                     </w:rPr>
-                    <w:t xml:space="preserve">Step 3</w:t>
-                  </w:r>
-                  <w:r>
-                    <w:rPr>
-                      <w:rFonts w:ascii="Avenir Next" w:hAnsi="Avenir Next" w:cs="Avenir Next" w:eastAsia="Avenir Next"/>
-                      <w:color w:val="1A1A1A"/>
-                      <w:sz w:val="18"/>
-                      <w:szCs w:val="18"/>
-                    </w:rPr>
                     <w:tab/>
                   </w:r>
                   <w:r>
                     <w:rPr>
                       <w:rFonts w:ascii="Avenir Next" w:hAnsi="Avenir Next" w:cs="Avenir Next" w:eastAsia="Avenir Next"/>
                       <w:color w:val="1A1A1A"/>
-                      <w:sz w:val="21"/>
+                      <w:sz w:val="22"/>
                       <w:szCs w:val="21"/>
                     </w:rPr>
                     <w:t xml:space="preserve">Multiply one box by each term.</w:t>
@@ -3742,7 +3753,7 @@
                     <w:drawing>
                       <wp:inline distT="0" distB="0" distL="0" distR="0">
                         <wp:extent cx="2377440" cy="698372"/>
-                        <wp:docPr id="1" name="Figure 1"/>
+                        <wp:docPr id="1" name="Figure 1" descr="Tape diagram. Red: 3 equal sections; section labels ; Blue: 5 equal sections; section labels ."/>
                         <a:graphic xmlns:a="http://schemas.openxmlformats.org/drawingml/2006/main">
                           <a:graphicData uri="http://schemas.openxmlformats.org/drawingml/2006/picture">
                             <pic:pic xmlns:pic="http://schemas.openxmlformats.org/drawingml/2006/picture">
@@ -4134,25 +4145,25 @@
                 <w:rFonts w:ascii="Avenir Next" w:hAnsi="Avenir Next" w:cs="Avenir Next" w:eastAsia="Avenir Next"/>
                 <w:b/>
                 <w:color w:val="003A70"/>
+                <w:sz w:val="22"/>
+                <w:szCs w:val="18"/>
+              </w:rPr>
+              <w:t xml:space="preserve">Step 1</w:t>
+            </w:r>
+            <w:r>
+              <w:rPr>
+                <w:rFonts w:ascii="Avenir Next" w:hAnsi="Avenir Next" w:cs="Avenir Next" w:eastAsia="Avenir Next"/>
+                <w:color w:val="1A1A1A"/>
                 <w:sz w:val="18"/>
                 <w:szCs w:val="18"/>
               </w:rPr>
-              <w:t xml:space="preserve">Step 1</w:t>
-            </w:r>
-            <w:r>
-              <w:rPr>
-                <w:rFonts w:ascii="Avenir Next" w:hAnsi="Avenir Next" w:cs="Avenir Next" w:eastAsia="Avenir Next"/>
-                <w:color w:val="1A1A1A"/>
-                <w:sz w:val="18"/>
-                <w:szCs w:val="18"/>
-              </w:rPr>
               <w:tab/>
             </w:r>
             <w:r>
               <w:rPr>
                 <w:rFonts w:ascii="Avenir Next" w:hAnsi="Avenir Next" w:cs="Avenir Next" w:eastAsia="Avenir Next"/>
                 <w:color w:val="1A1A1A"/>
-                <w:sz w:val="21"/>
+                <w:sz w:val="22"/>
                 <w:szCs w:val="21"/>
               </w:rPr>
               <w:t xml:space="preserve">12 grapes are 3 boxes. Find one box.</w:t>
@@ -4172,25 +4183,25 @@
                 <w:rFonts w:ascii="Avenir Next" w:hAnsi="Avenir Next" w:cs="Avenir Next" w:eastAsia="Avenir Next"/>
                 <w:b/>
                 <w:color w:val="003A70"/>
+                <w:sz w:val="22"/>
+                <w:szCs w:val="18"/>
+              </w:rPr>
+              <w:t xml:space="preserve">Step 2</w:t>
+            </w:r>
+            <w:r>
+              <w:rPr>
+                <w:rFonts w:ascii="Avenir Next" w:hAnsi="Avenir Next" w:cs="Avenir Next" w:eastAsia="Avenir Next"/>
+                <w:color w:val="1A1A1A"/>
                 <w:sz w:val="18"/>
                 <w:szCs w:val="18"/>
               </w:rPr>
-              <w:t xml:space="preserve">Step 2</w:t>
-            </w:r>
-            <w:r>
-              <w:rPr>
-                <w:rFonts w:ascii="Avenir Next" w:hAnsi="Avenir Next" w:cs="Avenir Next" w:eastAsia="Avenir Next"/>
-                <w:color w:val="1A1A1A"/>
-                <w:sz w:val="18"/>
-                <w:szCs w:val="18"/>
-              </w:rPr>
               <w:tab/>
             </w:r>
             <w:r>
               <w:rPr>
                 <w:rFonts w:ascii="Avenir Next" w:hAnsi="Avenir Next" w:cs="Avenir Next" w:eastAsia="Avenir Next"/>
                 <w:color w:val="1A1A1A"/>
-                <w:sz w:val="21"/>
+                <w:sz w:val="22"/>
                 <w:szCs w:val="21"/>
               </w:rPr>
               <w:t xml:space="preserve">Multiply one box by 4 for melon.</w:t>
@@ -4210,25 +4221,25 @@
                 <w:rFonts w:ascii="Avenir Next" w:hAnsi="Avenir Next" w:cs="Avenir Next" w:eastAsia="Avenir Next"/>
                 <w:b/>
                 <w:color w:val="003A70"/>
+                <w:sz w:val="22"/>
+                <w:szCs w:val="18"/>
+              </w:rPr>
+              <w:t xml:space="preserve">Step 3</w:t>
+            </w:r>
+            <w:r>
+              <w:rPr>
+                <w:rFonts w:ascii="Avenir Next" w:hAnsi="Avenir Next" w:cs="Avenir Next" w:eastAsia="Avenir Next"/>
+                <w:color w:val="1A1A1A"/>
                 <w:sz w:val="18"/>
                 <w:szCs w:val="18"/>
               </w:rPr>
-              <w:t xml:space="preserve">Step 3</w:t>
-            </w:r>
-            <w:r>
-              <w:rPr>
-                <w:rFonts w:ascii="Avenir Next" w:hAnsi="Avenir Next" w:cs="Avenir Next" w:eastAsia="Avenir Next"/>
-                <w:color w:val="1A1A1A"/>
-                <w:sz w:val="18"/>
-                <w:szCs w:val="18"/>
-              </w:rPr>
               <w:tab/>
             </w:r>
             <w:r>
               <w:rPr>
                 <w:rFonts w:ascii="Avenir Next" w:hAnsi="Avenir Next" w:cs="Avenir Next" w:eastAsia="Avenir Next"/>
                 <w:color w:val="1A1A1A"/>
-                <w:sz w:val="21"/>
+                <w:sz w:val="22"/>
                 <w:szCs w:val="21"/>
               </w:rPr>
               <w:t xml:space="preserve">Add grapes and melon.</w:t>
@@ -4551,25 +4562,25 @@
                 <w:rFonts w:ascii="Avenir Next" w:hAnsi="Avenir Next" w:cs="Avenir Next" w:eastAsia="Avenir Next"/>
                 <w:b/>
                 <w:color w:val="003A70"/>
+                <w:sz w:val="22"/>
+                <w:szCs w:val="18"/>
+              </w:rPr>
+              <w:t xml:space="preserve">Step 1</w:t>
+            </w:r>
+            <w:r>
+              <w:rPr>
+                <w:rFonts w:ascii="Avenir Next" w:hAnsi="Avenir Next" w:cs="Avenir Next" w:eastAsia="Avenir Next"/>
+                <w:color w:val="1A1A1A"/>
                 <w:sz w:val="18"/>
                 <w:szCs w:val="18"/>
               </w:rPr>
-              <w:t xml:space="preserve">Step 1</w:t>
-            </w:r>
-            <w:r>
-              <w:rPr>
-                <w:rFonts w:ascii="Avenir Next" w:hAnsi="Avenir Next" w:cs="Avenir Next" w:eastAsia="Avenir Next"/>
-                <w:color w:val="1A1A1A"/>
-                <w:sz w:val="18"/>
-                <w:szCs w:val="18"/>
-              </w:rPr>
               <w:tab/>
             </w:r>
             <w:r>
               <w:rPr>
                 <w:rFonts w:ascii="Avenir Next" w:hAnsi="Avenir Next" w:cs="Avenir Next" w:eastAsia="Avenir Next"/>
                 <w:color w:val="1A1A1A"/>
-                <w:sz w:val="21"/>
+                <w:sz w:val="22"/>
                 <w:szCs w:val="21"/>
               </w:rPr>
               <w:t xml:space="preserve">Theo has 7 − 2 = 5 more boxes.</w:t>
@@ -4589,25 +4600,25 @@
                 <w:rFonts w:ascii="Avenir Next" w:hAnsi="Avenir Next" w:cs="Avenir Next" w:eastAsia="Avenir Next"/>
                 <w:b/>
                 <w:color w:val="003A70"/>
+                <w:sz w:val="22"/>
+                <w:szCs w:val="18"/>
+              </w:rPr>
+              <w:t xml:space="preserve">Step 2</w:t>
+            </w:r>
+            <w:r>
+              <w:rPr>
+                <w:rFonts w:ascii="Avenir Next" w:hAnsi="Avenir Next" w:cs="Avenir Next" w:eastAsia="Avenir Next"/>
+                <w:color w:val="1A1A1A"/>
                 <w:sz w:val="18"/>
                 <w:szCs w:val="18"/>
               </w:rPr>
-              <w:t xml:space="preserve">Step 2</w:t>
-            </w:r>
-            <w:r>
-              <w:rPr>
-                <w:rFonts w:ascii="Avenir Next" w:hAnsi="Avenir Next" w:cs="Avenir Next" w:eastAsia="Avenir Next"/>
-                <w:color w:val="1A1A1A"/>
-                <w:sz w:val="18"/>
-                <w:szCs w:val="18"/>
-              </w:rPr>
               <w:tab/>
             </w:r>
             <w:r>
               <w:rPr>
                 <w:rFonts w:ascii="Avenir Next" w:hAnsi="Avenir Next" w:cs="Avenir Next" w:eastAsia="Avenir Next"/>
                 <w:color w:val="1A1A1A"/>
-                <w:sz w:val="21"/>
+                <w:sz w:val="22"/>
                 <w:szCs w:val="21"/>
               </w:rPr>
               <w:t xml:space="preserve">5 boxes = 35. Find one box.</w:t>
@@ -4850,7 +4861,7 @@
                 <w:rFonts w:ascii="Avenir Next" w:hAnsi="Avenir Next" w:cs="Avenir Next" w:eastAsia="Avenir Next"/>
                 <w:b/>
                 <w:color w:val="003A70"/>
-                <w:sz w:val="17"/>
+                <w:sz w:val="22"/>
                 <w:szCs w:val="17"/>
               </w:rPr>
               <w:t xml:space="preserve">Frame  </w:t>
@@ -4860,10 +4871,30 @@
                 <w:rFonts w:ascii="Avenir Next" w:hAnsi="Avenir Next" w:cs="Avenir Next" w:eastAsia="Avenir Next"/>
                 <w:i/>
                 <w:color w:val="1A1A1A"/>
+                <w:sz w:val="22"/>
+                <w:szCs w:val="18"/>
+              </w:rPr>
+              <w:t xml:space="preserve">Tyrell divided by </w:t>
+            </w:r>
+            <w:r>
+              <w:rPr>
+                <w:rFonts w:ascii="Avenir Next" w:hAnsi="Avenir Next" w:cs="Avenir Next" w:eastAsia="Avenir Next"/>
+                <w:color w:val="1A1A1A"/>
                 <w:sz w:val="18"/>
                 <w:szCs w:val="18"/>
-              </w:rPr>
-              <w:t xml:space="preserve">Tyrell divided by </w:t>
+                <w:u w:val="single"/>
+              </w:rPr>
+              <w:t xml:space="preserve">      </w:t>
+            </w:r>
+            <w:r>
+              <w:rPr>
+                <w:rFonts w:ascii="Avenir Next" w:hAnsi="Avenir Next" w:cs="Avenir Next" w:eastAsia="Avenir Next"/>
+                <w:i/>
+                <w:color w:val="1A1A1A"/>
+                <w:sz w:val="22"/>
+                <w:szCs w:val="18"/>
+              </w:rPr>
+              <w:t xml:space="preserve">, but he should divide by the total parts, </w:t>
             </w:r>
             <w:r>
               <w:rPr>
@@ -4880,10 +4911,30 @@
                 <w:rFonts w:ascii="Avenir Next" w:hAnsi="Avenir Next" w:cs="Avenir Next" w:eastAsia="Avenir Next"/>
                 <w:i/>
                 <w:color w:val="1A1A1A"/>
+                <w:sz w:val="22"/>
+                <w:szCs w:val="18"/>
+              </w:rPr>
+              <w:t xml:space="preserve">. Shares: </w:t>
+            </w:r>
+            <w:r>
+              <w:rPr>
+                <w:rFonts w:ascii="Avenir Next" w:hAnsi="Avenir Next" w:cs="Avenir Next" w:eastAsia="Avenir Next"/>
+                <w:color w:val="1A1A1A"/>
                 <w:sz w:val="18"/>
                 <w:szCs w:val="18"/>
-              </w:rPr>
-              <w:t xml:space="preserve">, but he should divide by the total parts, </w:t>
+                <w:u w:val="single"/>
+              </w:rPr>
+              <w:t xml:space="preserve">      </w:t>
+            </w:r>
+            <w:r>
+              <w:rPr>
+                <w:rFonts w:ascii="Avenir Next" w:hAnsi="Avenir Next" w:cs="Avenir Next" w:eastAsia="Avenir Next"/>
+                <w:i/>
+                <w:color w:val="1A1A1A"/>
+                <w:sz w:val="22"/>
+                <w:szCs w:val="18"/>
+              </w:rPr>
+              <w:t xml:space="preserve"> and </w:t>
             </w:r>
             <w:r>
               <w:rPr>
@@ -4900,47 +4951,7 @@
                 <w:rFonts w:ascii="Avenir Next" w:hAnsi="Avenir Next" w:cs="Avenir Next" w:eastAsia="Avenir Next"/>
                 <w:i/>
                 <w:color w:val="1A1A1A"/>
-                <w:sz w:val="18"/>
-                <w:szCs w:val="18"/>
-              </w:rPr>
-              <w:t xml:space="preserve">. Shares: </w:t>
-            </w:r>
-            <w:r>
-              <w:rPr>
-                <w:rFonts w:ascii="Avenir Next" w:hAnsi="Avenir Next" w:cs="Avenir Next" w:eastAsia="Avenir Next"/>
-                <w:color w:val="1A1A1A"/>
-                <w:sz w:val="18"/>
-                <w:szCs w:val="18"/>
-                <w:u w:val="single"/>
-              </w:rPr>
-              <w:t xml:space="preserve">      </w:t>
-            </w:r>
-            <w:r>
-              <w:rPr>
-                <w:rFonts w:ascii="Avenir Next" w:hAnsi="Avenir Next" w:cs="Avenir Next" w:eastAsia="Avenir Next"/>
-                <w:i/>
-                <w:color w:val="1A1A1A"/>
-                <w:sz w:val="18"/>
-                <w:szCs w:val="18"/>
-              </w:rPr>
-              <w:t xml:space="preserve"> and </w:t>
-            </w:r>
-            <w:r>
-              <w:rPr>
-                <w:rFonts w:ascii="Avenir Next" w:hAnsi="Avenir Next" w:cs="Avenir Next" w:eastAsia="Avenir Next"/>
-                <w:color w:val="1A1A1A"/>
-                <w:sz w:val="18"/>
-                <w:szCs w:val="18"/>
-                <w:u w:val="single"/>
-              </w:rPr>
-              <w:t xml:space="preserve">      </w:t>
-            </w:r>
-            <w:r>
-              <w:rPr>
-                <w:rFonts w:ascii="Avenir Next" w:hAnsi="Avenir Next" w:cs="Avenir Next" w:eastAsia="Avenir Next"/>
-                <w:i/>
-                <w:color w:val="1A1A1A"/>
-                <w:sz w:val="18"/>
+                <w:sz w:val="22"/>
                 <w:szCs w:val="18"/>
               </w:rPr>
               <w:t xml:space="preserve">.</w:t>
@@ -5027,6 +5038,7 @@
     </w:p>
     <w:p>
       <w:pPr>
+        <w:pStyle w:val="Heading2"/>
         <w:keepNext/>
         <w:pBdr>
           <w:bottom w:val="single" w:sz="8" w:space="3" w:color="003A70"/>
@@ -5042,7 +5054,7 @@
           <w:b/>
           <w:color w:val="003A70"/>
           <w:spacing w:val="14"/>
-          <w:sz w:val="21"/>
+          <w:sz w:val="22"/>
           <w:szCs w:val="21"/>
         </w:rPr>
         <w:t xml:space="preserve">TEST PRACTICE</w:t>
@@ -5061,7 +5073,7 @@
           <w:rFonts w:ascii="Avenir Next" w:hAnsi="Avenir Next" w:cs="Avenir Next" w:eastAsia="Avenir Next"/>
           <w:i/>
           <w:color w:val="5A5F66"/>
-          <w:sz w:val="17"/>
+          <w:sz w:val="22"/>
           <w:szCs w:val="17"/>
         </w:rPr>
         <w:t xml:space="preserve">choose the best answer</w:t>
@@ -5193,25 +5205,25 @@
                       <w:rFonts w:ascii="Avenir Next" w:hAnsi="Avenir Next" w:cs="Avenir Next" w:eastAsia="Avenir Next"/>
                       <w:b/>
                       <w:color w:val="003A70"/>
+                      <w:sz w:val="22"/>
+                      <w:szCs w:val="21"/>
+                    </w:rPr>
+                    <w:t xml:space="preserve">A</w:t>
+                  </w:r>
+                  <w:r>
+                    <w:rPr>
+                      <w:rFonts w:ascii="Avenir Next" w:hAnsi="Avenir Next" w:cs="Avenir Next" w:eastAsia="Avenir Next"/>
+                      <w:color w:val="1A1A1A"/>
                       <w:sz w:val="21"/>
                       <w:szCs w:val="21"/>
                     </w:rPr>
-                    <w:t xml:space="preserve">A</w:t>
-                  </w:r>
-                  <w:r>
-                    <w:rPr>
-                      <w:rFonts w:ascii="Avenir Next" w:hAnsi="Avenir Next" w:cs="Avenir Next" w:eastAsia="Avenir Next"/>
-                      <w:color w:val="1A1A1A"/>
-                      <w:sz w:val="21"/>
-                      <w:szCs w:val="21"/>
-                    </w:rPr>
                     <w:tab/>
                   </w:r>
                   <w:r>
                     <w:rPr>
                       <w:rFonts w:ascii="Avenir Next" w:hAnsi="Avenir Next" w:cs="Avenir Next" w:eastAsia="Avenir Next"/>
                       <w:color w:val="1A1A1A"/>
-                      <w:sz w:val="21"/>
+                      <w:sz w:val="22"/>
                       <w:szCs w:val="21"/>
                     </w:rPr>
                     <w:t xml:space="preserve">$5</w:t>
@@ -5236,25 +5248,25 @@
                       <w:rFonts w:ascii="Avenir Next" w:hAnsi="Avenir Next" w:cs="Avenir Next" w:eastAsia="Avenir Next"/>
                       <w:b/>
                       <w:color w:val="003A70"/>
+                      <w:sz w:val="22"/>
+                      <w:szCs w:val="21"/>
+                    </w:rPr>
+                    <w:t xml:space="preserve">B</w:t>
+                  </w:r>
+                  <w:r>
+                    <w:rPr>
+                      <w:rFonts w:ascii="Avenir Next" w:hAnsi="Avenir Next" w:cs="Avenir Next" w:eastAsia="Avenir Next"/>
+                      <w:color w:val="1A1A1A"/>
                       <w:sz w:val="21"/>
                       <w:szCs w:val="21"/>
                     </w:rPr>
-                    <w:t xml:space="preserve">B</w:t>
-                  </w:r>
-                  <w:r>
-                    <w:rPr>
-                      <w:rFonts w:ascii="Avenir Next" w:hAnsi="Avenir Next" w:cs="Avenir Next" w:eastAsia="Avenir Next"/>
-                      <w:color w:val="1A1A1A"/>
-                      <w:sz w:val="21"/>
-                      <w:szCs w:val="21"/>
-                    </w:rPr>
                     <w:tab/>
                   </w:r>
                   <w:r>
                     <w:rPr>
                       <w:rFonts w:ascii="Avenir Next" w:hAnsi="Avenir Next" w:cs="Avenir Next" w:eastAsia="Avenir Next"/>
                       <w:color w:val="1A1A1A"/>
-                      <w:sz w:val="21"/>
+                      <w:sz w:val="22"/>
                       <w:szCs w:val="21"/>
                     </w:rPr>
                     <w:t xml:space="preserve">$15</w:t>
@@ -5279,25 +5291,25 @@
                       <w:rFonts w:ascii="Avenir Next" w:hAnsi="Avenir Next" w:cs="Avenir Next" w:eastAsia="Avenir Next"/>
                       <w:b/>
                       <w:color w:val="003A70"/>
+                      <w:sz w:val="22"/>
+                      <w:szCs w:val="21"/>
+                    </w:rPr>
+                    <w:t xml:space="preserve">C</w:t>
+                  </w:r>
+                  <w:r>
+                    <w:rPr>
+                      <w:rFonts w:ascii="Avenir Next" w:hAnsi="Avenir Next" w:cs="Avenir Next" w:eastAsia="Avenir Next"/>
+                      <w:color w:val="1A1A1A"/>
                       <w:sz w:val="21"/>
                       <w:szCs w:val="21"/>
                     </w:rPr>
-                    <w:t xml:space="preserve">C</w:t>
-                  </w:r>
-                  <w:r>
-                    <w:rPr>
-                      <w:rFonts w:ascii="Avenir Next" w:hAnsi="Avenir Next" w:cs="Avenir Next" w:eastAsia="Avenir Next"/>
-                      <w:color w:val="1A1A1A"/>
-                      <w:sz w:val="21"/>
-                      <w:szCs w:val="21"/>
-                    </w:rPr>
                     <w:tab/>
                   </w:r>
                   <w:r>
                     <w:rPr>
                       <w:rFonts w:ascii="Avenir Next" w:hAnsi="Avenir Next" w:cs="Avenir Next" w:eastAsia="Avenir Next"/>
                       <w:color w:val="1A1A1A"/>
-                      <w:sz w:val="21"/>
+                      <w:sz w:val="22"/>
                       <w:szCs w:val="21"/>
                     </w:rPr>
                     <w:t xml:space="preserve">$24</w:t>
@@ -5322,25 +5334,25 @@
                       <w:rFonts w:ascii="Avenir Next" w:hAnsi="Avenir Next" w:cs="Avenir Next" w:eastAsia="Avenir Next"/>
                       <w:b/>
                       <w:color w:val="003A70"/>
+                      <w:sz w:val="22"/>
+                      <w:szCs w:val="21"/>
+                    </w:rPr>
+                    <w:t xml:space="preserve">D</w:t>
+                  </w:r>
+                  <w:r>
+                    <w:rPr>
+                      <w:rFonts w:ascii="Avenir Next" w:hAnsi="Avenir Next" w:cs="Avenir Next" w:eastAsia="Avenir Next"/>
+                      <w:color w:val="1A1A1A"/>
                       <w:sz w:val="21"/>
                       <w:szCs w:val="21"/>
                     </w:rPr>
-                    <w:t xml:space="preserve">D</w:t>
-                  </w:r>
-                  <w:r>
-                    <w:rPr>
-                      <w:rFonts w:ascii="Avenir Next" w:hAnsi="Avenir Next" w:cs="Avenir Next" w:eastAsia="Avenir Next"/>
-                      <w:color w:val="1A1A1A"/>
-                      <w:sz w:val="21"/>
-                      <w:szCs w:val="21"/>
-                    </w:rPr>
                     <w:tab/>
                   </w:r>
                   <w:r>
                     <w:rPr>
                       <w:rFonts w:ascii="Avenir Next" w:hAnsi="Avenir Next" w:cs="Avenir Next" w:eastAsia="Avenir Next"/>
                       <w:color w:val="1A1A1A"/>
-                      <w:sz w:val="21"/>
+                      <w:sz w:val="22"/>
                       <w:szCs w:val="21"/>
                     </w:rPr>
                     <w:t xml:space="preserve">$25</w:t>
@@ -5488,25 +5500,25 @@
                       <w:rFonts w:ascii="Avenir Next" w:hAnsi="Avenir Next" w:cs="Avenir Next" w:eastAsia="Avenir Next"/>
                       <w:b/>
                       <w:color w:val="003A70"/>
+                      <w:sz w:val="22"/>
+                      <w:szCs w:val="21"/>
+                    </w:rPr>
+                    <w:t xml:space="preserve">A</w:t>
+                  </w:r>
+                  <w:r>
+                    <w:rPr>
+                      <w:rFonts w:ascii="Avenir Next" w:hAnsi="Avenir Next" w:cs="Avenir Next" w:eastAsia="Avenir Next"/>
+                      <w:color w:val="1A1A1A"/>
                       <w:sz w:val="21"/>
                       <w:szCs w:val="21"/>
                     </w:rPr>
-                    <w:t xml:space="preserve">A</w:t>
-                  </w:r>
-                  <w:r>
-                    <w:rPr>
-                      <w:rFonts w:ascii="Avenir Next" w:hAnsi="Avenir Next" w:cs="Avenir Next" w:eastAsia="Avenir Next"/>
-                      <w:color w:val="1A1A1A"/>
-                      <w:sz w:val="21"/>
-                      <w:szCs w:val="21"/>
-                    </w:rPr>
                     <w:tab/>
                   </w:r>
                   <w:r>
                     <w:rPr>
                       <w:rFonts w:ascii="Avenir Next" w:hAnsi="Avenir Next" w:cs="Avenir Next" w:eastAsia="Avenir Next"/>
                       <w:color w:val="1A1A1A"/>
-                      <w:sz w:val="21"/>
+                      <w:sz w:val="22"/>
                       <w:szCs w:val="21"/>
                     </w:rPr>
                     <w:t xml:space="preserve">7</w:t>
@@ -5531,25 +5543,25 @@
                       <w:rFonts w:ascii="Avenir Next" w:hAnsi="Avenir Next" w:cs="Avenir Next" w:eastAsia="Avenir Next"/>
                       <w:b/>
                       <w:color w:val="003A70"/>
+                      <w:sz w:val="22"/>
+                      <w:szCs w:val="21"/>
+                    </w:rPr>
+                    <w:t xml:space="preserve">B</w:t>
+                  </w:r>
+                  <w:r>
+                    <w:rPr>
+                      <w:rFonts w:ascii="Avenir Next" w:hAnsi="Avenir Next" w:cs="Avenir Next" w:eastAsia="Avenir Next"/>
+                      <w:color w:val="1A1A1A"/>
                       <w:sz w:val="21"/>
                       <w:szCs w:val="21"/>
                     </w:rPr>
-                    <w:t xml:space="preserve">B</w:t>
-                  </w:r>
-                  <w:r>
-                    <w:rPr>
-                      <w:rFonts w:ascii="Avenir Next" w:hAnsi="Avenir Next" w:cs="Avenir Next" w:eastAsia="Avenir Next"/>
-                      <w:color w:val="1A1A1A"/>
-                      <w:sz w:val="21"/>
-                      <w:szCs w:val="21"/>
-                    </w:rPr>
                     <w:tab/>
                   </w:r>
                   <w:r>
                     <w:rPr>
                       <w:rFonts w:ascii="Avenir Next" w:hAnsi="Avenir Next" w:cs="Avenir Next" w:eastAsia="Avenir Next"/>
                       <w:color w:val="1A1A1A"/>
-                      <w:sz w:val="21"/>
+                      <w:sz w:val="22"/>
                       <w:szCs w:val="21"/>
                     </w:rPr>
                     <w:t xml:space="preserve">8</w:t>
@@ -5574,25 +5586,25 @@
                       <w:rFonts w:ascii="Avenir Next" w:hAnsi="Avenir Next" w:cs="Avenir Next" w:eastAsia="Avenir Next"/>
                       <w:b/>
                       <w:color w:val="003A70"/>
+                      <w:sz w:val="22"/>
+                      <w:szCs w:val="21"/>
+                    </w:rPr>
+                    <w:t xml:space="preserve">C</w:t>
+                  </w:r>
+                  <w:r>
+                    <w:rPr>
+                      <w:rFonts w:ascii="Avenir Next" w:hAnsi="Avenir Next" w:cs="Avenir Next" w:eastAsia="Avenir Next"/>
+                      <w:color w:val="1A1A1A"/>
                       <w:sz w:val="21"/>
                       <w:szCs w:val="21"/>
                     </w:rPr>
-                    <w:t xml:space="preserve">C</w:t>
-                  </w:r>
-                  <w:r>
-                    <w:rPr>
-                      <w:rFonts w:ascii="Avenir Next" w:hAnsi="Avenir Next" w:cs="Avenir Next" w:eastAsia="Avenir Next"/>
-                      <w:color w:val="1A1A1A"/>
-                      <w:sz w:val="21"/>
-                      <w:szCs w:val="21"/>
-                    </w:rPr>
                     <w:tab/>
                   </w:r>
                   <w:r>
                     <w:rPr>
                       <w:rFonts w:ascii="Avenir Next" w:hAnsi="Avenir Next" w:cs="Avenir Next" w:eastAsia="Avenir Next"/>
                       <w:color w:val="1A1A1A"/>
-                      <w:sz w:val="21"/>
+                      <w:sz w:val="22"/>
                       <w:szCs w:val="21"/>
                     </w:rPr>
                     <w:t xml:space="preserve">14</w:t>
@@ -5617,25 +5629,25 @@
                       <w:rFonts w:ascii="Avenir Next" w:hAnsi="Avenir Next" w:cs="Avenir Next" w:eastAsia="Avenir Next"/>
                       <w:b/>
                       <w:color w:val="003A70"/>
+                      <w:sz w:val="22"/>
+                      <w:szCs w:val="21"/>
+                    </w:rPr>
+                    <w:t xml:space="preserve">D</w:t>
+                  </w:r>
+                  <w:r>
+                    <w:rPr>
+                      <w:rFonts w:ascii="Avenir Next" w:hAnsi="Avenir Next" w:cs="Avenir Next" w:eastAsia="Avenir Next"/>
+                      <w:color w:val="1A1A1A"/>
                       <w:sz w:val="21"/>
                       <w:szCs w:val="21"/>
                     </w:rPr>
-                    <w:t xml:space="preserve">D</w:t>
-                  </w:r>
-                  <w:r>
-                    <w:rPr>
-                      <w:rFonts w:ascii="Avenir Next" w:hAnsi="Avenir Next" w:cs="Avenir Next" w:eastAsia="Avenir Next"/>
-                      <w:color w:val="1A1A1A"/>
-                      <w:sz w:val="21"/>
-                      <w:szCs w:val="21"/>
-                    </w:rPr>
                     <w:tab/>
                   </w:r>
                   <w:r>
                     <w:rPr>
                       <w:rFonts w:ascii="Avenir Next" w:hAnsi="Avenir Next" w:cs="Avenir Next" w:eastAsia="Avenir Next"/>
                       <w:color w:val="1A1A1A"/>
-                      <w:sz w:val="21"/>
+                      <w:sz w:val="22"/>
                       <w:szCs w:val="21"/>
                     </w:rPr>
                     <w:t xml:space="preserve">32</w:t>
@@ -5701,6 +5713,7 @@
           </w:tcPr>
           <w:p>
             <w:pPr>
+              <w:pStyle w:val="Heading2"/>
               <w:spacing w:before="0" w:after="0" w:line="240" w:lineRule="auto"/>
             </w:pPr>
             <w:r>
@@ -5738,7 +5751,7 @@
               <w:rPr>
                 <w:rFonts w:ascii="Avenir Next" w:hAnsi="Avenir Next" w:cs="Avenir Next" w:eastAsia="Avenir Next"/>
                 <w:color w:val="1A1A1A"/>
-                <w:sz w:val="17"/>
+                <w:sz w:val="22"/>
                 <w:szCs w:val="17"/>
               </w:rPr>
               <w:t xml:space="preserve">  I can do this on my own</w:t>
@@ -5767,7 +5780,7 @@
               <w:rPr>
                 <w:rFonts w:ascii="Avenir Next" w:hAnsi="Avenir Next" w:cs="Avenir Next" w:eastAsia="Avenir Next"/>
                 <w:color w:val="1A1A1A"/>
-                <w:sz w:val="17"/>
+                <w:sz w:val="22"/>
                 <w:szCs w:val="17"/>
               </w:rPr>
               <w:t xml:space="preserve">  I need a little help</w:t>
@@ -5796,7 +5809,7 @@
               <w:rPr>
                 <w:rFonts w:ascii="Avenir Next" w:hAnsi="Avenir Next" w:cs="Avenir Next" w:eastAsia="Avenir Next"/>
                 <w:color w:val="1A1A1A"/>
-                <w:sz w:val="17"/>
+                <w:sz w:val="22"/>
                 <w:szCs w:val="17"/>
               </w:rPr>
               <w:t xml:space="preserve">  I have a question about #</w:t>
@@ -5834,7 +5847,7 @@
         <w:rPr>
           <w:rFonts w:ascii="Avenir Next" w:hAnsi="Avenir Next" w:cs="Avenir Next" w:eastAsia="Avenir Next"/>
           <w:color w:val="5A5F66"/>
-          <w:sz w:val="17"/>
+          <w:sz w:val="22"/>
           <w:szCs w:val="17"/>
         </w:rPr>
         <w:t xml:space="preserve">Show someone at home how to split 30 snacks in the ratio 2 : 3.</w:t>
@@ -5928,7 +5941,106 @@
               <w:sz w:val="15"/>
               <w:szCs w:val="15"/>
             </w:rPr>
-            <w:t xml:space="preserve">Lesson 3-1  ·  Homework Packet  ·  Level 1</w:t>
+            <w:t xml:space="preserve">3-1 · Page </w:t>
+          </w:r>
+          <w:r>
+            <w:rPr>
+              <w:rFonts w:ascii="Avenir Next" w:hAnsi="Avenir Next" w:cs="Avenir Next" w:eastAsia="Avenir Next"/>
+              <w:color w:val="5A5F66"/>
+              <w:sz w:val="15"/>
+              <w:szCs w:val="15"/>
+            </w:rPr>
+            <w:fldChar w:fldCharType="begin"/>
+          </w:r>
+          <w:r>
+            <w:rPr>
+              <w:rFonts w:ascii="Avenir Next" w:hAnsi="Avenir Next" w:cs="Avenir Next" w:eastAsia="Avenir Next"/>
+              <w:color w:val="5A5F66"/>
+              <w:sz w:val="15"/>
+              <w:szCs w:val="15"/>
+            </w:rPr>
+            <w:instrText xml:space="preserve"> PAGE </w:instrText>
+          </w:r>
+          <w:r>
+            <w:rPr>
+              <w:rFonts w:ascii="Avenir Next" w:hAnsi="Avenir Next" w:cs="Avenir Next" w:eastAsia="Avenir Next"/>
+              <w:color w:val="5A5F66"/>
+              <w:sz w:val="15"/>
+              <w:szCs w:val="15"/>
+            </w:rPr>
+            <w:fldChar w:fldCharType="separate"/>
+          </w:r>
+          <w:r>
+            <w:rPr>
+              <w:rFonts w:ascii="Avenir Next" w:hAnsi="Avenir Next" w:cs="Avenir Next" w:eastAsia="Avenir Next"/>
+              <w:color w:val="5A5F66"/>
+              <w:sz w:val="15"/>
+              <w:szCs w:val="15"/>
+            </w:rPr>
+            <w:t xml:space="preserve">1</w:t>
+          </w:r>
+          <w:r>
+            <w:rPr>
+              <w:rFonts w:ascii="Avenir Next" w:hAnsi="Avenir Next" w:cs="Avenir Next" w:eastAsia="Avenir Next"/>
+              <w:color w:val="5A5F66"/>
+              <w:sz w:val="15"/>
+              <w:szCs w:val="15"/>
+            </w:rPr>
+            <w:fldChar w:fldCharType="end"/>
+          </w:r>
+          <w:r>
+            <w:rPr>
+              <w:rFonts w:ascii="Avenir Next" w:hAnsi="Avenir Next" w:cs="Avenir Next" w:eastAsia="Avenir Next"/>
+              <w:color w:val="5A5F66"/>
+              <w:sz w:val="15"/>
+              <w:szCs w:val="15"/>
+            </w:rPr>
+            <w:t xml:space="preserve"> of </w:t>
+          </w:r>
+          <w:r>
+            <w:rPr>
+              <w:rFonts w:ascii="Avenir Next" w:hAnsi="Avenir Next" w:cs="Avenir Next" w:eastAsia="Avenir Next"/>
+              <w:color w:val="5A5F66"/>
+              <w:sz w:val="15"/>
+              <w:szCs w:val="15"/>
+            </w:rPr>
+            <w:fldChar w:fldCharType="begin"/>
+          </w:r>
+          <w:r>
+            <w:rPr>
+              <w:rFonts w:ascii="Avenir Next" w:hAnsi="Avenir Next" w:cs="Avenir Next" w:eastAsia="Avenir Next"/>
+              <w:color w:val="5A5F66"/>
+              <w:sz w:val="15"/>
+              <w:szCs w:val="15"/>
+            </w:rPr>
+            <w:instrText xml:space="preserve"> NUMPAGES </w:instrText>
+          </w:r>
+          <w:r>
+            <w:rPr>
+              <w:rFonts w:ascii="Avenir Next" w:hAnsi="Avenir Next" w:cs="Avenir Next" w:eastAsia="Avenir Next"/>
+              <w:color w:val="5A5F66"/>
+              <w:sz w:val="15"/>
+              <w:szCs w:val="15"/>
+            </w:rPr>
+            <w:fldChar w:fldCharType="separate"/>
+          </w:r>
+          <w:r>
+            <w:rPr>
+              <w:rFonts w:ascii="Avenir Next" w:hAnsi="Avenir Next" w:cs="Avenir Next" w:eastAsia="Avenir Next"/>
+              <w:color w:val="5A5F66"/>
+              <w:sz w:val="15"/>
+              <w:szCs w:val="15"/>
+            </w:rPr>
+            <w:t xml:space="preserve">1</w:t>
+          </w:r>
+          <w:r>
+            <w:rPr>
+              <w:rFonts w:ascii="Avenir Next" w:hAnsi="Avenir Next" w:cs="Avenir Next" w:eastAsia="Avenir Next"/>
+              <w:color w:val="5A5F66"/>
+              <w:sz w:val="15"/>
+              <w:szCs w:val="15"/>
+            </w:rPr>
+            <w:fldChar w:fldCharType="end"/>
           </w:r>
         </w:p>
       </w:tc>
@@ -5971,5 +6083,23 @@
       </w:tblCellMar>
     </w:tblPr>
   </w:style>
+  <w:style w:type="paragraph" w:styleId="Heading1">
+    <w:name w:val="heading 1"/>
+    <w:basedOn w:val="Normal"/>
+    <w:pPr>
+      <w:outlineLvl w:val="0"/>
+      <w:keepNext w:val="0"/>
+      <w:keepLines w:val="0"/>
+    </w:pPr>
+  </w:style>
+  <w:style w:type="paragraph" w:styleId="Heading2">
+    <w:name w:val="heading 2"/>
+    <w:basedOn w:val="Normal"/>
+    <w:pPr>
+      <w:outlineLvl w:val="1"/>
+      <w:keepNext w:val="0"/>
+      <w:keepLines w:val="0"/>
+    </w:pPr>
+  </w:style>
 </w:styles>
 </file>